--- a/Second_Review_Documents/Topic4_Tools_and_Technologies.docx
+++ b/Second_Review_Documents/Topic4_Tools_and_Technologies.docx
@@ -58,7 +58,7 @@
           <w:color w:val="000000"/>
           <w:sz w:val="24"/>
         </w:rPr>
-        <w:t>The Community Lending Platform is built upon modern, industry-standard web technologies organized into distinct functional tiers. Selecting established open-source frameworks and cloud services guarantees high operational reliability, robust data security, and long-term maintainability.</w:t>
+        <w:t>The Community Lending Platform is built using modern, production-grade web technologies organized into distinct functional layers:</w:t>
       </w:r>
     </w:p>
     <w:p>
@@ -97,7 +97,7 @@
           <w:color w:val="000000"/>
           <w:sz w:val="24"/>
         </w:rPr>
-        <w:t>Structures web pages using modern semantic tags (`&lt;nav&gt;`, `&lt;header&gt;`, `&lt;main&gt;`, `&lt;section&gt;`, `&lt;footer&gt;`), improving web accessibility and browser rendering standards.</w:t>
+        <w:t>Provides accessible web page structures (`&lt;nav&gt;`, `&lt;header&gt;`, `&lt;main&gt;`, `&lt;section&gt;`, `&lt;footer&gt;`) conforming to W3C standards.</w:t>
       </w:r>
     </w:p>
     <w:p>
@@ -121,7 +121,7 @@
           <w:color w:val="000000"/>
           <w:sz w:val="24"/>
         </w:rPr>
-        <w:t>Employs CSS3 Flexbox and CSS Grid layouts with responsive media queries, providing a clean user experience across desktop monitors, laptops, tablets, and smartphones.</w:t>
+        <w:t>Uses Flexbox, CSS Grid, and media queries for responsive layouts across desktop and mobile screens.</w:t>
       </w:r>
     </w:p>
     <w:p>
@@ -145,7 +145,7 @@
           <w:color w:val="000000"/>
           <w:sz w:val="24"/>
         </w:rPr>
-        <w:t>Provides interactive client-side functionality, dynamic DOM updates, real-time catalog search filtering, and client form validation without page reloads.</w:t>
+        <w:t>Enables interactive client behavior, real-time catalog filtering, and dynamic DOM updates.</w:t>
       </w:r>
     </w:p>
     <w:p>
@@ -169,7 +169,7 @@
           <w:color w:val="000000"/>
           <w:sz w:val="24"/>
         </w:rPr>
-        <w:t>Server-side templating engine providing master template inheritance (`base.html`), dynamic looping, and automatic HTML character escaping to neutralize Cross-Site Scripting (XSS) threats.</w:t>
+        <w:t>Provides master template inheritance (`base.html`), loops, and automated cross-site scripting (XSS) character escaping.</w:t>
       </w:r>
     </w:p>
     <w:p>
@@ -208,7 +208,7 @@
           <w:color w:val="000000"/>
           <w:sz w:val="24"/>
         </w:rPr>
-        <w:t>Modern Python runtime offering memory management, rich standard libraries, and clean syntax.</w:t>
+        <w:t>Delivers robust memory management, rich libraries, and high maintainability.</w:t>
       </w:r>
     </w:p>
     <w:p>
@@ -224,7 +224,7 @@
           <w:color w:val="000000"/>
           <w:sz w:val="24"/>
         </w:rPr>
-        <w:t xml:space="preserve">Flask Micro-Framework: </w:t>
+        <w:t xml:space="preserve">Flask Framework: </w:t>
       </w:r>
       <w:r>
         <w:rPr>
@@ -232,7 +232,7 @@
           <w:color w:val="000000"/>
           <w:sz w:val="24"/>
         </w:rPr>
-        <w:t>Lightweight WSGI web application framework delivering fast route handling, request context management, and secure session state handling without bloated overhead.</w:t>
+        <w:t>Lightweight WSGI web micro-framework delivering fast route handling, request dispatching, and secure session management.</w:t>
       </w:r>
     </w:p>
     <w:p>
@@ -256,7 +256,7 @@
           <w:color w:val="000000"/>
           <w:sz w:val="24"/>
         </w:rPr>
-        <w:t>Pre-forking worker model application server executing the Flask backend in production environments on Linux, handling concurrent HTTP requests efficiently.</w:t>
+        <w:t>Pre-forking worker model application server executing the Flask backend concurrently on Linux.</w:t>
       </w:r>
     </w:p>
     <w:p>
@@ -280,7 +280,7 @@
           <w:color w:val="000000"/>
           <w:sz w:val="24"/>
         </w:rPr>
-        <w:t>Industrial-grade cryptographic module executing salted PBKDF2:SHA256 password hashing with 260,000 iterations and `secure_filename()` path sanitization.</w:t>
+        <w:t>Industrial-grade cryptographic module executing salted PBKDF2:SHA256 password hashing with 260,000 iterations.</w:t>
       </w:r>
     </w:p>
     <w:p>
@@ -295,7 +295,7 @@
           <w:color w:val="000000"/>
           <w:sz w:val="26"/>
         </w:rPr>
-        <w:t>1.3 Database Persistence Tier</w:t>
+        <w:t>1.3 Database &amp; Cloud Hosting Tier</w:t>
       </w:r>
     </w:p>
     <w:p>
@@ -319,7 +319,7 @@
           <w:color w:val="000000"/>
           <w:sz w:val="24"/>
         </w:rPr>
-        <w:t>Distributed, cloud-native relational database communicating via the MySQL 8.0 wire protocol, providing automated multi-zone clustering, elastic auto-scaling, and daily snapshots.</w:t>
+        <w:t>Distributed, cloud-native relational database running MySQL 8.0 protocol with auto-scaling and TLS encryption.</w:t>
       </w:r>
     </w:p>
     <w:p>
@@ -343,22 +343,7 @@
           <w:color w:val="000000"/>
           <w:sz w:val="24"/>
         </w:rPr>
-        <w:t>Pure-Python database driver implementing the Python DB-API 2.0 specification, communicating securely with TiDB over TLS 1.2+ encrypted sockets.</w:t>
-      </w:r>
-    </w:p>
-    <w:p>
-      <w:pPr>
-        <w:keepNext/>
-        <w:spacing w:before="140" w:after="40" w:line="288" w:lineRule="auto"/>
-      </w:pPr>
-      <w:r>
-        <w:rPr>
-          <w:rFonts w:ascii="Times New Roman" w:hAnsi="Times New Roman"/>
-          <w:b/>
-          <w:color w:val="000000"/>
-          <w:sz w:val="26"/>
-        </w:rPr>
-        <w:t>1.4 DevOps, Cloud Hosting, and CI/CD</w:t>
+        <w:t>Pure-Python database driver implementing the Python DB-API 2.0 specification over encrypted sockets.</w:t>
       </w:r>
     </w:p>
     <w:p>
@@ -382,31 +367,7 @@
           <w:color w:val="000000"/>
           <w:sz w:val="24"/>
         </w:rPr>
-        <w:t>PaaS container hosting platform providing automated deployments directly linked to GitHub repository commits, free automatic SSL/TLS encryption, and continuous monitoring.</w:t>
-      </w:r>
-    </w:p>
-    <w:p>
-      <w:pPr>
-        <w:pStyle w:val="ListBullet"/>
-        <w:spacing w:line="360" w:lineRule="auto" w:after="60"/>
-        <w:jc w:val="both"/>
-      </w:pPr>
-      <w:r>
-        <w:rPr>
-          <w:rFonts w:ascii="Times New Roman" w:hAnsi="Times New Roman"/>
-          <w:b/>
-          <w:color w:val="000000"/>
-          <w:sz w:val="24"/>
-        </w:rPr>
-        <w:t xml:space="preserve">GitHub &amp; Git Version Control: </w:t>
-      </w:r>
-      <w:r>
-        <w:rPr>
-          <w:rFonts w:ascii="Times New Roman" w:hAnsi="Times New Roman"/>
-          <w:color w:val="000000"/>
-          <w:sz w:val="24"/>
-        </w:rPr>
-        <w:t>Distributed version control system managing source code history, feature branches, peer pull reviews, and automated CI pipelines.</w:t>
+        <w:t>Container platform offering automated git push deployments, managed SSL certificates, and zero-downtime deploys.</w:t>
       </w:r>
     </w:p>
     <w:p>
@@ -430,7 +391,7 @@
           <w:color w:val="000000"/>
           <w:sz w:val="24"/>
         </w:rPr>
-        <w:t>Continuous Integration (CI) automation runners executing automated test suites on every pull request, safeguarding code quality.</w:t>
+        <w:t>Continuous Integration (CI) runners executing automated test suites on every pull request.</w:t>
       </w:r>
     </w:p>
     <w:p>
@@ -459,7 +420,7 @@
           <w:color w:val="000000"/>
           <w:sz w:val="24"/>
         </w:rPr>
-        <w:t>Effective teamwork, code review, and project management were facilitated by modern collaboration tools:</w:t>
+        <w:t>Modern collaboration tools coordinated team development, code reviews, and milestone delivery:</w:t>
       </w:r>
     </w:p>
     <w:tbl>
@@ -626,7 +587,7 @@
                 <w:color w:val="000000"/>
                 <w:sz w:val="17"/>
               </w:rPr>
-              <w:t>Source Code &amp; Version Control</w:t>
+              <w:t>Version Control &amp; CI/CD</w:t>
             </w:r>
           </w:p>
         </w:tc>
@@ -650,7 +611,7 @@
                 <w:color w:val="000000"/>
                 <w:sz w:val="17"/>
               </w:rPr>
-              <w:t>Git hosting, pull request code reviews, branch protection rules, issue tracking, and GitHub Actions CI pipelines.</w:t>
+              <w:t>Git hosting, pull request code reviews, issue tracking, and GitHub Actions CI.</w:t>
             </w:r>
           </w:p>
         </w:tc>
@@ -726,7 +687,7 @@
                 <w:color w:val="000000"/>
                 <w:sz w:val="17"/>
               </w:rPr>
-              <w:t>Real-Time Team Communication</w:t>
+              <w:t>Team Communication</w:t>
             </w:r>
           </w:p>
         </w:tc>
@@ -751,7 +712,7 @@
                 <w:color w:val="000000"/>
                 <w:sz w:val="17"/>
               </w:rPr>
-              <w:t>Direct messaging, technical discussion channels, voice sprint standups, and instant build status alerts.</w:t>
+              <w:t>Real-time messaging, technical discussions, and automated build notifications.</w:t>
             </w:r>
           </w:p>
         </w:tc>
@@ -826,7 +787,7 @@
                 <w:color w:val="000000"/>
                 <w:sz w:val="17"/>
               </w:rPr>
-              <w:t>Collaborative Documentation</w:t>
+              <w:t>Documentation</w:t>
             </w:r>
           </w:p>
         </w:tc>
@@ -850,7 +811,7 @@
                 <w:color w:val="000000"/>
                 <w:sz w:val="17"/>
               </w:rPr>
-              <w:t>Simultaneous multi-user editing for project reports, review presentations, meeting agendas, and specification drafts.</w:t>
+              <w:t>Collaborative drafting of project reports, review presentations, and specifications.</w:t>
             </w:r>
           </w:p>
         </w:tc>
@@ -926,7 +887,7 @@
                 <w:color w:val="000000"/>
                 <w:sz w:val="17"/>
               </w:rPr>
-              <w:t>Agile Project Management</w:t>
+              <w:t>Agile Management</w:t>
             </w:r>
           </w:p>
         </w:tc>
@@ -951,7 +912,7 @@
                 <w:color w:val="000000"/>
                 <w:sz w:val="17"/>
               </w:rPr>
-              <w:t>Visual Kanban task boards, sprint milestone tracking, feature backlog prioritization, and bug tracking cards.</w:t>
+              <w:t>Kanban task boards, sprint milestone tracking, and feature backlog prioritization.</w:t>
             </w:r>
           </w:p>
         </w:tc>
@@ -999,103 +960,74 @@
     </w:p>
     <w:p>
       <w:pPr>
-        <w:spacing w:line="360" w:lineRule="auto" w:after="80"/>
+        <w:pStyle w:val="ListBullet"/>
+        <w:spacing w:line="360" w:lineRule="auto" w:after="60"/>
         <w:jc w:val="both"/>
       </w:pPr>
+      <w:r>
+        <w:rPr>
+          <w:rFonts w:ascii="Times New Roman" w:hAnsi="Times New Roman"/>
+          <w:b/>
+          <w:color w:val="000000"/>
+          <w:sz w:val="24"/>
+        </w:rPr>
+        <w:t xml:space="preserve">Flask vs. Django: </w:t>
+      </w:r>
       <w:r>
         <w:rPr>
           <w:rFonts w:ascii="Times New Roman" w:hAnsi="Times New Roman"/>
           <w:color w:val="000000"/>
           <w:sz w:val="24"/>
         </w:rPr>
-        <w:t>Every tool and library was chosen after evaluating technical constraints, developer productivity, system performance, and hosting costs:</w:t>
+        <w:t>Flask was chosen for its lightweight footprint, fast routing, zero boilerplate overhead, and clean integration with custom database drivers.</w:t>
       </w:r>
     </w:p>
     <w:p>
       <w:pPr>
-        <w:keepNext/>
-        <w:spacing w:before="140" w:after="40" w:line="288" w:lineRule="auto"/>
+        <w:pStyle w:val="ListBullet"/>
+        <w:spacing w:line="360" w:lineRule="auto" w:after="60"/>
+        <w:jc w:val="both"/>
       </w:pPr>
       <w:r>
         <w:rPr>
           <w:rFonts w:ascii="Times New Roman" w:hAnsi="Times New Roman"/>
           <w:b/>
           <w:color w:val="000000"/>
-          <w:sz w:val="26"/>
+          <w:sz w:val="24"/>
         </w:rPr>
-        <w:t>3.1 Web Framework Selection: Python Flask vs. Django</w:t>
+        <w:t xml:space="preserve">TiDB Serverless vs. MongoDB: </w:t>
       </w:r>
-    </w:p>
-    <w:p>
-      <w:pPr>
-        <w:spacing w:line="360" w:lineRule="auto" w:after="80"/>
-        <w:jc w:val="both"/>
-      </w:pPr>
       <w:r>
         <w:rPr>
           <w:rFonts w:ascii="Times New Roman" w:hAnsi="Times New Roman"/>
           <w:color w:val="000000"/>
           <w:sz w:val="24"/>
         </w:rPr>
-        <w:t>While Django provides a large suite of built-in components, it introduces heavy architectural baggage and rigid ORM constraints. Flask was selected for its micro-framework architecture, giving developers complete control over database drivers and routing pipelines without unnecessary boilerplate.</w:t>
+        <w:t>Relational ACID compliance and foreign key constraints are essential for borrowing transaction consistency, which NoSQL does not naturally guarantee.</w:t>
       </w:r>
     </w:p>
     <w:p>
       <w:pPr>
-        <w:keepNext/>
-        <w:spacing w:before="140" w:after="40" w:line="288" w:lineRule="auto"/>
+        <w:pStyle w:val="ListBullet"/>
+        <w:spacing w:line="360" w:lineRule="auto" w:after="60"/>
+        <w:jc w:val="both"/>
       </w:pPr>
       <w:r>
         <w:rPr>
           <w:rFonts w:ascii="Times New Roman" w:hAnsi="Times New Roman"/>
           <w:b/>
           <w:color w:val="000000"/>
-          <w:sz w:val="26"/>
+          <w:sz w:val="24"/>
         </w:rPr>
-        <w:t>3.2 Database Architecture Selection: TiDB Serverless vs. MongoDB</w:t>
+        <w:t xml:space="preserve">Render vs. AWS EC2: </w:t>
       </w:r>
-    </w:p>
-    <w:p>
-      <w:pPr>
-        <w:spacing w:line="360" w:lineRule="auto" w:after="80"/>
-        <w:jc w:val="both"/>
-      </w:pPr>
       <w:r>
         <w:rPr>
           <w:rFonts w:ascii="Times New Roman" w:hAnsi="Times New Roman"/>
           <w:color w:val="000000"/>
           <w:sz w:val="24"/>
         </w:rPr>
-        <w:t>A community lending platform requires strict transactional guarantees. If an item is being approved for one member, another simultaneous request must not leave the item in an inconsistent state. Relational databases provide ACID compliance, foreign key constraints, and structured schema integrity that document databases like MongoDB do not naturally enforce. TiDB Serverless delivers full MySQL 8.0 compatibility combined with modern cloud auto-scaling.</w:t>
-      </w:r>
-    </w:p>
-    <w:p>
-      <w:pPr>
-        <w:keepNext/>
-        <w:spacing w:before="140" w:after="40" w:line="288" w:lineRule="auto"/>
-      </w:pPr>
-      <w:r>
-        <w:rPr>
-          <w:rFonts w:ascii="Times New Roman" w:hAnsi="Times New Roman"/>
-          <w:b/>
-          <w:color w:val="000000"/>
-          <w:sz w:val="26"/>
-        </w:rPr>
-        <w:t>3.3 Cloud Hosting Selection: Render vs. AWS EC2</w:t>
-      </w:r>
-    </w:p>
-    <w:p>
-      <w:pPr>
-        <w:spacing w:line="360" w:lineRule="auto" w:after="80"/>
-        <w:jc w:val="both"/>
-      </w:pPr>
-      <w:r>
-        <w:rPr>
-          <w:rFonts w:ascii="Times New Roman" w:hAnsi="Times New Roman"/>
-          <w:color w:val="000000"/>
-          <w:sz w:val="24"/>
-        </w:rPr>
-        <w:t>Deploying on AWS EC2 requires manual Linux provisioning, Nginx reverse-proxy setup, SSL certificate renewals, and operating system patching. Render provides fully managed container deployments directly linked to GitHub repository commits, automated HTTPS certificate renewals, and zero-downtime rolling deploys with minimal operational overhead.</w:t>
+        <w:t>Render provides automated git push deployments, managed SSL, and zero-downtime deploys without requiring manual Linux server configuration.</w:t>
       </w:r>
     </w:p>
     <w:p>
@@ -1111,20 +1043,6 @@
           <w:sz w:val="28"/>
         </w:rPr>
         <w:t>4. Security and Quality Assurance Tooling</w:t>
-      </w:r>
-    </w:p>
-    <w:p>
-      <w:pPr>
-        <w:spacing w:line="360" w:lineRule="auto" w:after="80"/>
-        <w:jc w:val="both"/>
-      </w:pPr>
-      <w:r>
-        <w:rPr>
-          <w:rFonts w:ascii="Times New Roman" w:hAnsi="Times New Roman"/>
-          <w:color w:val="000000"/>
-          <w:sz w:val="24"/>
-        </w:rPr>
-        <w:t>Software security and reliability were enforced using dedicated development and testing tools:</w:t>
       </w:r>
     </w:p>
     <w:p>
@@ -1148,7 +1066,7 @@
           <w:color w:val="000000"/>
           <w:sz w:val="24"/>
         </w:rPr>
-        <w:t>Primary development environment equipped with Python, Pylance, Jinja2, and GitLens extensions for efficient pair programming and debugging.</w:t>
+        <w:t>Primary development environment with Python, Jinja2, and Git extensions.</w:t>
       </w:r>
     </w:p>
     <w:p>
@@ -1172,7 +1090,7 @@
           <w:color w:val="000000"/>
           <w:sz w:val="24"/>
         </w:rPr>
-        <w:t>Used to construct, execute, and automate HTTP request collections, verifying route handlers, status codes, and error payloads.</w:t>
+        <w:t>Constructs and automates HTTP request collections verifying route handlers and response status codes.</w:t>
       </w:r>
     </w:p>
     <w:p>
@@ -1196,7 +1114,7 @@
           <w:color w:val="000000"/>
           <w:sz w:val="24"/>
         </w:rPr>
-        <w:t>Enforces PEP 8 compliance across all backend source code, detecting syntax inconsistencies, unused imports, and style violations.</w:t>
+        <w:t>Enforces PEP 8 compliance across all backend source code, detecting syntax inconsistencies.</w:t>
       </w:r>
     </w:p>
     <w:p>

--- a/Second_Review_Documents/Topic4_Tools_and_Technologies.docx
+++ b/Second_Review_Documents/Topic4_Tools_and_Technologies.docx
@@ -44,7 +44,7 @@
           <w:color w:val="000000"/>
           <w:sz w:val="28"/>
         </w:rPr>
-        <w:t>1. State-of-the-Art Technology Stack Architecture</w:t>
+        <w:t>1. Architecture Overview and Technology Ecosystem</w:t>
       </w:r>
     </w:p>
     <w:p>
@@ -58,7 +58,50 @@
           <w:color w:val="000000"/>
           <w:sz w:val="24"/>
         </w:rPr>
-        <w:t>The Community Lending Platform is built using modern, production-grade web technologies organized into distinct functional layers:</w:t>
+        <w:t>The Community Item Lending System is designed as a modern, reliable, and cloud-hosted web application. The main goal is to provide neighborhood communities with an easy and secure way to share and borrow household items, tools, and appliances.</w:t>
+      </w:r>
+    </w:p>
+    <w:p>
+      <w:pPr>
+        <w:spacing w:line="360" w:lineRule="auto" w:after="80"/>
+        <w:jc w:val="both"/>
+      </w:pPr>
+      <w:r>
+        <w:rPr>
+          <w:rFonts w:ascii="Times New Roman" w:hAnsi="Times New Roman"/>
+          <w:color w:val="000000"/>
+          <w:sz w:val="24"/>
+        </w:rPr>
+        <w:t>The platform is organized into five clean architectural tiers: Frontend Presentation, Web Server Gateway, Application Business Logic, Database Persistence, and Cloud CI/CD Hosting. Every technology was chosen to keep the system fast, secure, easy to maintain, and completely free to run on student cloud tiers.</w:t>
+      </w:r>
+    </w:p>
+    <w:p>
+      <w:pPr>
+        <w:keepNext/>
+        <w:spacing w:before="200" w:after="60" w:line="288" w:lineRule="auto"/>
+      </w:pPr>
+      <w:r>
+        <w:rPr>
+          <w:rFonts w:ascii="Times New Roman" w:hAnsi="Times New Roman"/>
+          <w:b/>
+          <w:color w:val="000000"/>
+          <w:sz w:val="28"/>
+        </w:rPr>
+        <w:t>2. Frontend Web Presentation Tier</w:t>
+      </w:r>
+    </w:p>
+    <w:p>
+      <w:pPr>
+        <w:spacing w:line="360" w:lineRule="auto" w:after="80"/>
+        <w:jc w:val="both"/>
+      </w:pPr>
+      <w:r>
+        <w:rPr>
+          <w:rFonts w:ascii="Times New Roman" w:hAnsi="Times New Roman"/>
+          <w:color w:val="000000"/>
+          <w:sz w:val="24"/>
+        </w:rPr>
+        <w:t>The frontend delivers an accessible, clean, and responsive user experience across desktop computers, tablets, and mobile smartphones.</w:t>
       </w:r>
     </w:p>
     <w:p>
@@ -73,7 +116,7 @@
           <w:color w:val="000000"/>
           <w:sz w:val="26"/>
         </w:rPr>
-        <w:t>1.1 Frontend Web Presentation Tier</w:t>
+        <w:t>2.1 Semantic HTML5</w:t>
       </w:r>
     </w:p>
     <w:p>
@@ -89,7 +132,7 @@
           <w:color w:val="000000"/>
           <w:sz w:val="24"/>
         </w:rPr>
-        <w:t xml:space="preserve">HTML5 Semantic Markup: </w:t>
+        <w:t xml:space="preserve">Accessible Page Structure: </w:t>
       </w:r>
       <w:r>
         <w:rPr>
@@ -97,7 +140,7 @@
           <w:color w:val="000000"/>
           <w:sz w:val="24"/>
         </w:rPr>
-        <w:t>Provides accessible web page structures (`&lt;nav&gt;`, `&lt;header&gt;`, `&lt;main&gt;`, `&lt;section&gt;`, `&lt;footer&gt;`) conforming to W3C standards.</w:t>
+        <w:t>Uses standard semantic elements (`&lt;header&gt;`, `&lt;nav&gt;`, `&lt;main&gt;`, `&lt;section&gt;`, `&lt;footer&gt;`) to create clean and readable page layouts.</w:t>
       </w:r>
     </w:p>
     <w:p>
@@ -113,7 +156,7 @@
           <w:color w:val="000000"/>
           <w:sz w:val="24"/>
         </w:rPr>
-        <w:t xml:space="preserve">CSS3 Custom Responsive Styling: </w:t>
+        <w:t xml:space="preserve">Native Client Validation: </w:t>
       </w:r>
       <w:r>
         <w:rPr>
@@ -121,7 +164,22 @@
           <w:color w:val="000000"/>
           <w:sz w:val="24"/>
         </w:rPr>
-        <w:t>Uses Flexbox, CSS Grid, and media queries for responsive layouts across desktop and mobile screens.</w:t>
+        <w:t>Applies HTML5 input constraints (`required`, `type='email'`, `accept='image/*'`) to give users immediate feedback before submitting forms.</w:t>
+      </w:r>
+    </w:p>
+    <w:p>
+      <w:pPr>
+        <w:keepNext/>
+        <w:spacing w:before="140" w:after="40" w:line="288" w:lineRule="auto"/>
+      </w:pPr>
+      <w:r>
+        <w:rPr>
+          <w:rFonts w:ascii="Times New Roman" w:hAnsi="Times New Roman"/>
+          <w:b/>
+          <w:color w:val="000000"/>
+          <w:sz w:val="26"/>
+        </w:rPr>
+        <w:t>2.2 Responsive CSS3 Styling</w:t>
       </w:r>
     </w:p>
     <w:p>
@@ -137,7 +195,7 @@
           <w:color w:val="000000"/>
           <w:sz w:val="24"/>
         </w:rPr>
-        <w:t xml:space="preserve">JavaScript ES6+: </w:t>
+        <w:t xml:space="preserve">Flexbox and CSS Grid: </w:t>
       </w:r>
       <w:r>
         <w:rPr>
@@ -145,7 +203,7 @@
           <w:color w:val="000000"/>
           <w:sz w:val="24"/>
         </w:rPr>
-        <w:t>Enables interactive client behavior, real-time catalog filtering, and dynamic DOM updates.</w:t>
+        <w:t>Structures the catalog layout into flexible item grids and cards that dynamically adapt to any screen size.</w:t>
       </w:r>
     </w:p>
     <w:p>
@@ -161,7 +219,7 @@
           <w:color w:val="000000"/>
           <w:sz w:val="24"/>
         </w:rPr>
-        <w:t xml:space="preserve">Jinja2 Template Engine: </w:t>
+        <w:t xml:space="preserve">Responsive Media Queries: </w:t>
       </w:r>
       <w:r>
         <w:rPr>
@@ -169,22 +227,7 @@
           <w:color w:val="000000"/>
           <w:sz w:val="24"/>
         </w:rPr>
-        <w:t>Provides master template inheritance (`base.html`), loops, and automated cross-site scripting (XSS) character escaping.</w:t>
-      </w:r>
-    </w:p>
-    <w:p>
-      <w:pPr>
-        <w:keepNext/>
-        <w:spacing w:before="140" w:after="40" w:line="288" w:lineRule="auto"/>
-      </w:pPr>
-      <w:r>
-        <w:rPr>
-          <w:rFonts w:ascii="Times New Roman" w:hAnsi="Times New Roman"/>
-          <w:b/>
-          <w:color w:val="000000"/>
-          <w:sz w:val="26"/>
-        </w:rPr>
-        <w:t>1.2 Backend Application Tier</w:t>
+        <w:t>Tailors layouts specifically for mobile (480px), tablet (768px), and desktop (1024px) viewports with zero horizontal scrolling.</w:t>
       </w:r>
     </w:p>
     <w:p>
@@ -200,7 +243,7 @@
           <w:color w:val="000000"/>
           <w:sz w:val="24"/>
         </w:rPr>
-        <w:t xml:space="preserve">Python 3.10+ Runtime: </w:t>
+        <w:t xml:space="preserve">CSS Design Variables: </w:t>
       </w:r>
       <w:r>
         <w:rPr>
@@ -208,7 +251,22 @@
           <w:color w:val="000000"/>
           <w:sz w:val="24"/>
         </w:rPr>
-        <w:t>Delivers robust memory management, rich libraries, and high maintainability.</w:t>
+        <w:t>Maintains uniform primary colors, padding, button styles, and typography across all pages.</w:t>
+      </w:r>
+    </w:p>
+    <w:p>
+      <w:pPr>
+        <w:keepNext/>
+        <w:spacing w:before="140" w:after="40" w:line="288" w:lineRule="auto"/>
+      </w:pPr>
+      <w:r>
+        <w:rPr>
+          <w:rFonts w:ascii="Times New Roman" w:hAnsi="Times New Roman"/>
+          <w:b/>
+          <w:color w:val="000000"/>
+          <w:sz w:val="26"/>
+        </w:rPr>
+        <w:t>2.3 Vanilla JavaScript (ES6+)</w:t>
       </w:r>
     </w:p>
     <w:p>
@@ -224,7 +282,7 @@
           <w:color w:val="000000"/>
           <w:sz w:val="24"/>
         </w:rPr>
-        <w:t xml:space="preserve">Flask Framework: </w:t>
+        <w:t xml:space="preserve">Interactive Client UI: </w:t>
       </w:r>
       <w:r>
         <w:rPr>
@@ -232,7 +290,7 @@
           <w:color w:val="000000"/>
           <w:sz w:val="24"/>
         </w:rPr>
-        <w:t>Lightweight WSGI web micro-framework delivering fast route handling, request dispatching, and secure session management.</w:t>
+        <w:t>Handles dynamic actions such as live search filtering, category selection, modal dialogs, and navigation drawer toggling.</w:t>
       </w:r>
     </w:p>
     <w:p>
@@ -248,7 +306,7 @@
           <w:color w:val="000000"/>
           <w:sz w:val="24"/>
         </w:rPr>
-        <w:t xml:space="preserve">Gunicorn WSGI Production Server: </w:t>
+        <w:t xml:space="preserve">Lightweight Performance: </w:t>
       </w:r>
       <w:r>
         <w:rPr>
@@ -256,7 +314,22 @@
           <w:color w:val="000000"/>
           <w:sz w:val="24"/>
         </w:rPr>
-        <w:t>Pre-forking worker model application server executing the Flask backend concurrently on Linux.</w:t>
+        <w:t>Runs directly in the browser without heavy frontend frameworks, ensuring instant page loads.</w:t>
+      </w:r>
+    </w:p>
+    <w:p>
+      <w:pPr>
+        <w:keepNext/>
+        <w:spacing w:before="140" w:after="40" w:line="288" w:lineRule="auto"/>
+      </w:pPr>
+      <w:r>
+        <w:rPr>
+          <w:rFonts w:ascii="Times New Roman" w:hAnsi="Times New Roman"/>
+          <w:b/>
+          <w:color w:val="000000"/>
+          <w:sz w:val="26"/>
+        </w:rPr>
+        <w:t>2.4 Jinja2 Server-Side Templating Engine</w:t>
       </w:r>
     </w:p>
     <w:p>
@@ -272,7 +345,7 @@
           <w:color w:val="000000"/>
           <w:sz w:val="24"/>
         </w:rPr>
-        <w:t xml:space="preserve">Werkzeug Security Utilities: </w:t>
+        <w:t xml:space="preserve">Template Inheritance: </w:t>
       </w:r>
       <w:r>
         <w:rPr>
@@ -280,22 +353,7 @@
           <w:color w:val="000000"/>
           <w:sz w:val="24"/>
         </w:rPr>
-        <w:t>Industrial-grade cryptographic module executing salted PBKDF2:SHA256 password hashing with 260,000 iterations.</w:t>
-      </w:r>
-    </w:p>
-    <w:p>
-      <w:pPr>
-        <w:keepNext/>
-        <w:spacing w:before="140" w:after="40" w:line="288" w:lineRule="auto"/>
-      </w:pPr>
-      <w:r>
-        <w:rPr>
-          <w:rFonts w:ascii="Times New Roman" w:hAnsi="Times New Roman"/>
-          <w:b/>
-          <w:color w:val="000000"/>
-          <w:sz w:val="26"/>
-        </w:rPr>
-        <w:t>1.3 Database &amp; Cloud Hosting Tier</w:t>
+        <w:t>A master `base.html` defines common navigation and footers, which child templates extend using `{% extends 'base.html' %}`.</w:t>
       </w:r>
     </w:p>
     <w:p>
@@ -311,7 +369,7 @@
           <w:color w:val="000000"/>
           <w:sz w:val="24"/>
         </w:rPr>
-        <w:t xml:space="preserve">TiDB Serverless Cloud: </w:t>
+        <w:t xml:space="preserve">Automatic XSS Protection: </w:t>
       </w:r>
       <w:r>
         <w:rPr>
@@ -319,7 +377,51 @@
           <w:color w:val="000000"/>
           <w:sz w:val="24"/>
         </w:rPr>
-        <w:t>Distributed, cloud-native relational database running MySQL 8.0 protocol with auto-scaling and TLS encryption.</w:t>
+        <w:t>Automatically escapes dynamic data variables, protecting community users from Cross-Site Scripting (XSS) risks.</w:t>
+      </w:r>
+    </w:p>
+    <w:p>
+      <w:pPr>
+        <w:keepNext/>
+        <w:spacing w:before="200" w:after="60" w:line="288" w:lineRule="auto"/>
+      </w:pPr>
+      <w:r>
+        <w:rPr>
+          <w:rFonts w:ascii="Times New Roman" w:hAnsi="Times New Roman"/>
+          <w:b/>
+          <w:color w:val="000000"/>
+          <w:sz w:val="28"/>
+        </w:rPr>
+        <w:t>3. Backend Application and Business Logic Tier</w:t>
+      </w:r>
+    </w:p>
+    <w:p>
+      <w:pPr>
+        <w:spacing w:line="360" w:lineRule="auto" w:after="80"/>
+        <w:jc w:val="both"/>
+      </w:pPr>
+      <w:r>
+        <w:rPr>
+          <w:rFonts w:ascii="Times New Roman" w:hAnsi="Times New Roman"/>
+          <w:color w:val="000000"/>
+          <w:sz w:val="24"/>
+        </w:rPr>
+        <w:t>The backend handles core application routing, user authentication, session security, business rules, and database operations.</w:t>
+      </w:r>
+    </w:p>
+    <w:p>
+      <w:pPr>
+        <w:keepNext/>
+        <w:spacing w:before="140" w:after="40" w:line="288" w:lineRule="auto"/>
+      </w:pPr>
+      <w:r>
+        <w:rPr>
+          <w:rFonts w:ascii="Times New Roman" w:hAnsi="Times New Roman"/>
+          <w:b/>
+          <w:color w:val="000000"/>
+          <w:sz w:val="26"/>
+        </w:rPr>
+        <w:t>3.1 Python 3.10+ Runtime Environment</w:t>
       </w:r>
     </w:p>
     <w:p>
@@ -335,7 +437,7 @@
           <w:color w:val="000000"/>
           <w:sz w:val="24"/>
         </w:rPr>
-        <w:t xml:space="preserve">PyMySQL Connector: </w:t>
+        <w:t xml:space="preserve">High Readability &amp; Productivity: </w:t>
       </w:r>
       <w:r>
         <w:rPr>
@@ -343,7 +445,7 @@
           <w:color w:val="000000"/>
           <w:sz w:val="24"/>
         </w:rPr>
-        <w:t>Pure-Python database driver implementing the Python DB-API 2.0 specification over encrypted sockets.</w:t>
+        <w:t>Python offers clean syntax, comprehensive standard modules, and rapid prototyping capabilities.</w:t>
       </w:r>
     </w:p>
     <w:p>
@@ -359,7 +461,7 @@
           <w:color w:val="000000"/>
           <w:sz w:val="24"/>
         </w:rPr>
-        <w:t xml:space="preserve">Render Cloud Platform: </w:t>
+        <w:t xml:space="preserve">Reliable Memory Management: </w:t>
       </w:r>
       <w:r>
         <w:rPr>
@@ -367,7 +469,22 @@
           <w:color w:val="000000"/>
           <w:sz w:val="24"/>
         </w:rPr>
-        <w:t>Container platform offering automated git push deployments, managed SSL certificates, and zero-downtime deploys.</w:t>
+        <w:t>Provides automatic garbage collection and modern type annotations for dependable execution.</w:t>
+      </w:r>
+    </w:p>
+    <w:p>
+      <w:pPr>
+        <w:keepNext/>
+        <w:spacing w:before="140" w:after="40" w:line="288" w:lineRule="auto"/>
+      </w:pPr>
+      <w:r>
+        <w:rPr>
+          <w:rFonts w:ascii="Times New Roman" w:hAnsi="Times New Roman"/>
+          <w:b/>
+          <w:color w:val="000000"/>
+          <w:sz w:val="26"/>
+        </w:rPr>
+        <w:t>3.2 Flask Micro-Framework</w:t>
       </w:r>
     </w:p>
     <w:p>
@@ -383,7 +500,7 @@
           <w:color w:val="000000"/>
           <w:sz w:val="24"/>
         </w:rPr>
-        <w:t xml:space="preserve">GitHub Actions: </w:t>
+        <w:t xml:space="preserve">Clean WSGI Routing: </w:t>
       </w:r>
       <w:r>
         <w:rPr>
@@ -391,7 +508,220 @@
           <w:color w:val="000000"/>
           <w:sz w:val="24"/>
         </w:rPr>
-        <w:t>Continuous Integration (CI) runners executing automated test suites on every pull request.</w:t>
+        <w:t>Uses intuitive decorators (`@app.route`) to handle HTTP GET and POST requests for catalog browsing, item creation, and loan requests.</w:t>
+      </w:r>
+    </w:p>
+    <w:p>
+      <w:pPr>
+        <w:pStyle w:val="ListBullet"/>
+        <w:spacing w:line="360" w:lineRule="auto" w:after="60"/>
+        <w:jc w:val="both"/>
+      </w:pPr>
+      <w:r>
+        <w:rPr>
+          <w:rFonts w:ascii="Times New Roman" w:hAnsi="Times New Roman"/>
+          <w:b/>
+          <w:color w:val="000000"/>
+          <w:sz w:val="24"/>
+        </w:rPr>
+        <w:t xml:space="preserve">Modular Architecture: </w:t>
+      </w:r>
+      <w:r>
+        <w:rPr>
+          <w:rFonts w:ascii="Times New Roman" w:hAnsi="Times New Roman"/>
+          <w:color w:val="000000"/>
+          <w:sz w:val="24"/>
+        </w:rPr>
+        <w:t>Keeps the application lean without forced dependencies or unnecessary configuration boilerplate.</w:t>
+      </w:r>
+    </w:p>
+    <w:p>
+      <w:pPr>
+        <w:pStyle w:val="ListBullet"/>
+        <w:spacing w:line="360" w:lineRule="auto" w:after="60"/>
+        <w:jc w:val="both"/>
+      </w:pPr>
+      <w:r>
+        <w:rPr>
+          <w:rFonts w:ascii="Times New Roman" w:hAnsi="Times New Roman"/>
+          <w:b/>
+          <w:color w:val="000000"/>
+          <w:sz w:val="24"/>
+        </w:rPr>
+        <w:t xml:space="preserve">Secure Session Cookies: </w:t>
+      </w:r>
+      <w:r>
+        <w:rPr>
+          <w:rFonts w:ascii="Times New Roman" w:hAnsi="Times New Roman"/>
+          <w:color w:val="000000"/>
+          <w:sz w:val="24"/>
+        </w:rPr>
+        <w:t>Issues cryptographically signed session cookies to track member login state safely.</w:t>
+      </w:r>
+    </w:p>
+    <w:p>
+      <w:pPr>
+        <w:keepNext/>
+        <w:spacing w:before="140" w:after="40" w:line="288" w:lineRule="auto"/>
+      </w:pPr>
+      <w:r>
+        <w:rPr>
+          <w:rFonts w:ascii="Times New Roman" w:hAnsi="Times New Roman"/>
+          <w:b/>
+          <w:color w:val="000000"/>
+          <w:sz w:val="26"/>
+        </w:rPr>
+        <w:t>3.3 Gunicorn WSGI Production Server</w:t>
+      </w:r>
+    </w:p>
+    <w:p>
+      <w:pPr>
+        <w:pStyle w:val="ListBullet"/>
+        <w:spacing w:line="360" w:lineRule="auto" w:after="60"/>
+        <w:jc w:val="both"/>
+      </w:pPr>
+      <w:r>
+        <w:rPr>
+          <w:rFonts w:ascii="Times New Roman" w:hAnsi="Times New Roman"/>
+          <w:b/>
+          <w:color w:val="000000"/>
+          <w:sz w:val="24"/>
+        </w:rPr>
+        <w:t xml:space="preserve">Pre-Fork Worker Model: </w:t>
+      </w:r>
+      <w:r>
+        <w:rPr>
+          <w:rFonts w:ascii="Times New Roman" w:hAnsi="Times New Roman"/>
+          <w:color w:val="000000"/>
+          <w:sz w:val="24"/>
+        </w:rPr>
+        <w:t>Spawns concurrent worker processes on Linux, allowing the platform to serve multiple simultaneous user requests.</w:t>
+      </w:r>
+    </w:p>
+    <w:p>
+      <w:pPr>
+        <w:pStyle w:val="ListBullet"/>
+        <w:spacing w:line="360" w:lineRule="auto" w:after="60"/>
+        <w:jc w:val="both"/>
+      </w:pPr>
+      <w:r>
+        <w:rPr>
+          <w:rFonts w:ascii="Times New Roman" w:hAnsi="Times New Roman"/>
+          <w:b/>
+          <w:color w:val="000000"/>
+          <w:sz w:val="24"/>
+        </w:rPr>
+        <w:t xml:space="preserve">Process Management: </w:t>
+      </w:r>
+      <w:r>
+        <w:rPr>
+          <w:rFonts w:ascii="Times New Roman" w:hAnsi="Times New Roman"/>
+          <w:color w:val="000000"/>
+          <w:sz w:val="24"/>
+        </w:rPr>
+        <w:t>Monitors worker health and automatically restarts failed workers to maintain 100% platform uptime.</w:t>
+      </w:r>
+    </w:p>
+    <w:p>
+      <w:pPr>
+        <w:keepNext/>
+        <w:spacing w:before="140" w:after="40" w:line="288" w:lineRule="auto"/>
+      </w:pPr>
+      <w:r>
+        <w:rPr>
+          <w:rFonts w:ascii="Times New Roman" w:hAnsi="Times New Roman"/>
+          <w:b/>
+          <w:color w:val="000000"/>
+          <w:sz w:val="26"/>
+        </w:rPr>
+        <w:t>3.4 Werkzeug Security and Cryptography</w:t>
+      </w:r>
+    </w:p>
+    <w:p>
+      <w:pPr>
+        <w:pStyle w:val="ListBullet"/>
+        <w:spacing w:line="360" w:lineRule="auto" w:after="60"/>
+        <w:jc w:val="both"/>
+      </w:pPr>
+      <w:r>
+        <w:rPr>
+          <w:rFonts w:ascii="Times New Roman" w:hAnsi="Times New Roman"/>
+          <w:b/>
+          <w:color w:val="000000"/>
+          <w:sz w:val="24"/>
+        </w:rPr>
+        <w:t xml:space="preserve">Strong Password Hashing: </w:t>
+      </w:r>
+      <w:r>
+        <w:rPr>
+          <w:rFonts w:ascii="Times New Roman" w:hAnsi="Times New Roman"/>
+          <w:color w:val="000000"/>
+          <w:sz w:val="24"/>
+        </w:rPr>
+        <w:t>Hashes member passwords using PBKDF2:SHA256 with 260,000 rounds, protecting passwords against brute-force attacks.</w:t>
+      </w:r>
+    </w:p>
+    <w:p>
+      <w:pPr>
+        <w:pStyle w:val="ListBullet"/>
+        <w:spacing w:line="360" w:lineRule="auto" w:after="60"/>
+        <w:jc w:val="both"/>
+      </w:pPr>
+      <w:r>
+        <w:rPr>
+          <w:rFonts w:ascii="Times New Roman" w:hAnsi="Times New Roman"/>
+          <w:b/>
+          <w:color w:val="000000"/>
+          <w:sz w:val="24"/>
+        </w:rPr>
+        <w:t xml:space="preserve">Filename Sanitization: </w:t>
+      </w:r>
+      <w:r>
+        <w:rPr>
+          <w:rFonts w:ascii="Times New Roman" w:hAnsi="Times New Roman"/>
+          <w:color w:val="000000"/>
+          <w:sz w:val="24"/>
+        </w:rPr>
+        <w:t>Applies `secure_filename()` to uploaded photos, completely preventing directory traversal vulnerabilities.</w:t>
+      </w:r>
+    </w:p>
+    <w:p>
+      <w:pPr>
+        <w:keepNext/>
+        <w:spacing w:before="140" w:after="40" w:line="288" w:lineRule="auto"/>
+      </w:pPr>
+      <w:r>
+        <w:rPr>
+          <w:rFonts w:ascii="Times New Roman" w:hAnsi="Times New Roman"/>
+          <w:b/>
+          <w:color w:val="000000"/>
+          <w:sz w:val="26"/>
+        </w:rPr>
+        <w:t>3.5 python-dotenv Secret Management</w:t>
+      </w:r>
+    </w:p>
+    <w:p>
+      <w:pPr>
+        <w:pStyle w:val="ListBullet"/>
+        <w:spacing w:line="360" w:lineRule="auto" w:after="60"/>
+        <w:jc w:val="both"/>
+      </w:pPr>
+      <w:r>
+        <w:rPr>
+          <w:rFonts w:ascii="Times New Roman" w:hAnsi="Times New Roman"/>
+          <w:b/>
+          <w:color w:val="000000"/>
+          <w:sz w:val="24"/>
+        </w:rPr>
+        <w:t xml:space="preserve">12-Factor Secret Isolation: </w:t>
+      </w:r>
+      <w:r>
+        <w:rPr>
+          <w:rFonts w:ascii="Times New Roman" w:hAnsi="Times New Roman"/>
+          <w:color w:val="000000"/>
+          <w:sz w:val="24"/>
+        </w:rPr>
+        <w:t>Stores database credentials, secret keys, and port settings in a local `.env` file, safely keeping sensitive data out of Git.</w:t>
       </w:r>
     </w:p>
     <w:p>
@@ -406,7 +736,7 @@
           <w:color w:val="000000"/>
           <w:sz w:val="28"/>
         </w:rPr>
-        <w:t>2. Team Collaboration and Engineering Tools</w:t>
+        <w:t>4. Database, Persistence and Storage Tier</w:t>
       </w:r>
     </w:p>
     <w:p>
@@ -420,7 +750,577 @@
           <w:color w:val="000000"/>
           <w:sz w:val="24"/>
         </w:rPr>
-        <w:t>Modern collaboration tools coordinated team development, code reviews, and milestone delivery:</w:t>
+        <w:t>The data tier guarantees safe and reliable storage for member profiles, household listings, lending transactions, and item photos.</w:t>
+      </w:r>
+    </w:p>
+    <w:p>
+      <w:pPr>
+        <w:keepNext/>
+        <w:spacing w:before="140" w:after="40" w:line="288" w:lineRule="auto"/>
+      </w:pPr>
+      <w:r>
+        <w:rPr>
+          <w:rFonts w:ascii="Times New Roman" w:hAnsi="Times New Roman"/>
+          <w:b/>
+          <w:color w:val="000000"/>
+          <w:sz w:val="26"/>
+        </w:rPr>
+        <w:t>4.1 TiDB Serverless Cloud Relational Database</w:t>
+      </w:r>
+    </w:p>
+    <w:p>
+      <w:pPr>
+        <w:pStyle w:val="ListBullet"/>
+        <w:spacing w:line="360" w:lineRule="auto" w:after="60"/>
+        <w:jc w:val="both"/>
+      </w:pPr>
+      <w:r>
+        <w:rPr>
+          <w:rFonts w:ascii="Times New Roman" w:hAnsi="Times New Roman"/>
+          <w:b/>
+          <w:color w:val="000000"/>
+          <w:sz w:val="24"/>
+        </w:rPr>
+        <w:t xml:space="preserve">MySQL 8.0 Protocol Compatible: </w:t>
+      </w:r>
+      <w:r>
+        <w:rPr>
+          <w:rFonts w:ascii="Times New Roman" w:hAnsi="Times New Roman"/>
+          <w:color w:val="000000"/>
+          <w:sz w:val="24"/>
+        </w:rPr>
+        <w:t>Speaks the standard MySQL wire protocol, enabling seamless interaction with standard relational database tools.</w:t>
+      </w:r>
+    </w:p>
+    <w:p>
+      <w:pPr>
+        <w:pStyle w:val="ListBullet"/>
+        <w:spacing w:line="360" w:lineRule="auto" w:after="60"/>
+        <w:jc w:val="both"/>
+      </w:pPr>
+      <w:r>
+        <w:rPr>
+          <w:rFonts w:ascii="Times New Roman" w:hAnsi="Times New Roman"/>
+          <w:b/>
+          <w:color w:val="000000"/>
+          <w:sz w:val="24"/>
+        </w:rPr>
+        <w:t xml:space="preserve">Distributed Cloud Scaling: </w:t>
+      </w:r>
+      <w:r>
+        <w:rPr>
+          <w:rFonts w:ascii="Times New Roman" w:hAnsi="Times New Roman"/>
+          <w:color w:val="000000"/>
+          <w:sz w:val="24"/>
+        </w:rPr>
+        <w:t>Scales computing and storage independently on the cloud, providing automatic backups and high availability.</w:t>
+      </w:r>
+    </w:p>
+    <w:p>
+      <w:pPr>
+        <w:pStyle w:val="ListBullet"/>
+        <w:spacing w:line="360" w:lineRule="auto" w:after="60"/>
+        <w:jc w:val="both"/>
+      </w:pPr>
+      <w:r>
+        <w:rPr>
+          <w:rFonts w:ascii="Times New Roman" w:hAnsi="Times New Roman"/>
+          <w:b/>
+          <w:color w:val="000000"/>
+          <w:sz w:val="24"/>
+        </w:rPr>
+        <w:t xml:space="preserve">Strict ACID Transactions: </w:t>
+      </w:r>
+      <w:r>
+        <w:rPr>
+          <w:rFonts w:ascii="Times New Roman" w:hAnsi="Times New Roman"/>
+          <w:color w:val="000000"/>
+          <w:sz w:val="24"/>
+        </w:rPr>
+        <w:t>Guarantees that item availability changes and borrow requests succeed or fail cleanly as atomic units.</w:t>
+      </w:r>
+    </w:p>
+    <w:p>
+      <w:pPr>
+        <w:keepNext/>
+        <w:spacing w:before="140" w:after="40" w:line="288" w:lineRule="auto"/>
+      </w:pPr>
+      <w:r>
+        <w:rPr>
+          <w:rFonts w:ascii="Times New Roman" w:hAnsi="Times New Roman"/>
+          <w:b/>
+          <w:color w:val="000000"/>
+          <w:sz w:val="26"/>
+        </w:rPr>
+        <w:t>4.2 PyMySQL Database Driver</w:t>
+      </w:r>
+    </w:p>
+    <w:p>
+      <w:pPr>
+        <w:pStyle w:val="ListBullet"/>
+        <w:spacing w:line="360" w:lineRule="auto" w:after="60"/>
+        <w:jc w:val="both"/>
+      </w:pPr>
+      <w:r>
+        <w:rPr>
+          <w:rFonts w:ascii="Times New Roman" w:hAnsi="Times New Roman"/>
+          <w:b/>
+          <w:color w:val="000000"/>
+          <w:sz w:val="24"/>
+        </w:rPr>
+        <w:t xml:space="preserve">Pure-Python Implementation: </w:t>
+      </w:r>
+      <w:r>
+        <w:rPr>
+          <w:rFonts w:ascii="Times New Roman" w:hAnsi="Times New Roman"/>
+          <w:color w:val="000000"/>
+          <w:sz w:val="24"/>
+        </w:rPr>
+        <w:t>Connects Python directly to MySQL/TiDB without requiring native C compiler dependencies.</w:t>
+      </w:r>
+    </w:p>
+    <w:p>
+      <w:pPr>
+        <w:pStyle w:val="ListBullet"/>
+        <w:spacing w:line="360" w:lineRule="auto" w:after="60"/>
+        <w:jc w:val="both"/>
+      </w:pPr>
+      <w:r>
+        <w:rPr>
+          <w:rFonts w:ascii="Times New Roman" w:hAnsi="Times New Roman"/>
+          <w:b/>
+          <w:color w:val="000000"/>
+          <w:sz w:val="24"/>
+        </w:rPr>
+        <w:t xml:space="preserve">TLS/SSL Encrypted Sockets: </w:t>
+      </w:r>
+      <w:r>
+        <w:rPr>
+          <w:rFonts w:ascii="Times New Roman" w:hAnsi="Times New Roman"/>
+          <w:color w:val="000000"/>
+          <w:sz w:val="24"/>
+        </w:rPr>
+        <w:t>Encrypts all traffic between the web server and database over port 4000 using TLS 1.2+.</w:t>
+      </w:r>
+    </w:p>
+    <w:p>
+      <w:pPr>
+        <w:pStyle w:val="ListBullet"/>
+        <w:spacing w:line="360" w:lineRule="auto" w:after="60"/>
+        <w:jc w:val="both"/>
+      </w:pPr>
+      <w:r>
+        <w:rPr>
+          <w:rFonts w:ascii="Times New Roman" w:hAnsi="Times New Roman"/>
+          <w:b/>
+          <w:color w:val="000000"/>
+          <w:sz w:val="24"/>
+        </w:rPr>
+        <w:t xml:space="preserve">Parameterized SQL Queries: </w:t>
+      </w:r>
+      <w:r>
+        <w:rPr>
+          <w:rFonts w:ascii="Times New Roman" w:hAnsi="Times New Roman"/>
+          <w:color w:val="000000"/>
+          <w:sz w:val="24"/>
+        </w:rPr>
+        <w:t>Separates SQL commands from user input values, fully eliminating SQL injection threats.</w:t>
+      </w:r>
+    </w:p>
+    <w:p>
+      <w:pPr>
+        <w:keepNext/>
+        <w:spacing w:before="140" w:after="40" w:line="288" w:lineRule="auto"/>
+      </w:pPr>
+      <w:r>
+        <w:rPr>
+          <w:rFonts w:ascii="Times New Roman" w:hAnsi="Times New Roman"/>
+          <w:b/>
+          <w:color w:val="000000"/>
+          <w:sz w:val="26"/>
+        </w:rPr>
+        <w:t>4.3 Media File Storage Architecture</w:t>
+      </w:r>
+    </w:p>
+    <w:p>
+      <w:pPr>
+        <w:pStyle w:val="ListBullet"/>
+        <w:spacing w:line="360" w:lineRule="auto" w:after="60"/>
+        <w:jc w:val="both"/>
+      </w:pPr>
+      <w:r>
+        <w:rPr>
+          <w:rFonts w:ascii="Times New Roman" w:hAnsi="Times New Roman"/>
+          <w:b/>
+          <w:color w:val="000000"/>
+          <w:sz w:val="24"/>
+        </w:rPr>
+        <w:t xml:space="preserve">UUID v4 Image Naming: </w:t>
+      </w:r>
+      <w:r>
+        <w:rPr>
+          <w:rFonts w:ascii="Times New Roman" w:hAnsi="Times New Roman"/>
+          <w:color w:val="000000"/>
+          <w:sz w:val="24"/>
+        </w:rPr>
+        <w:t>Renames uploaded item photos using random UUID v4 identifiers, preventing filename overwrites.</w:t>
+      </w:r>
+    </w:p>
+    <w:p>
+      <w:pPr>
+        <w:pStyle w:val="ListBullet"/>
+        <w:spacing w:line="360" w:lineRule="auto" w:after="60"/>
+        <w:jc w:val="both"/>
+      </w:pPr>
+      <w:r>
+        <w:rPr>
+          <w:rFonts w:ascii="Times New Roman" w:hAnsi="Times New Roman"/>
+          <w:b/>
+          <w:color w:val="000000"/>
+          <w:sz w:val="24"/>
+        </w:rPr>
+        <w:t xml:space="preserve">Automatic Storage Cleanup: </w:t>
+      </w:r>
+      <w:r>
+        <w:rPr>
+          <w:rFonts w:ascii="Times New Roman" w:hAnsi="Times New Roman"/>
+          <w:color w:val="000000"/>
+          <w:sz w:val="24"/>
+        </w:rPr>
+        <w:t>Unlinks and deletes the associated image file from disk whenever an item listing is removed.</w:t>
+      </w:r>
+    </w:p>
+    <w:p>
+      <w:pPr>
+        <w:keepNext/>
+        <w:spacing w:before="200" w:after="60" w:line="288" w:lineRule="auto"/>
+      </w:pPr>
+      <w:r>
+        <w:rPr>
+          <w:rFonts w:ascii="Times New Roman" w:hAnsi="Times New Roman"/>
+          <w:b/>
+          <w:color w:val="000000"/>
+          <w:sz w:val="28"/>
+        </w:rPr>
+        <w:t>5. Cloud Deployment, Hosting and CI/CD Automation</w:t>
+      </w:r>
+    </w:p>
+    <w:p>
+      <w:pPr>
+        <w:spacing w:line="360" w:lineRule="auto" w:after="80"/>
+        <w:jc w:val="both"/>
+      </w:pPr>
+      <w:r>
+        <w:rPr>
+          <w:rFonts w:ascii="Times New Roman" w:hAnsi="Times New Roman"/>
+          <w:color w:val="000000"/>
+          <w:sz w:val="24"/>
+        </w:rPr>
+        <w:t>Modern cloud hosting and automated continuous integration pipelines ensure effortless updates and dependable hosting:</w:t>
+      </w:r>
+    </w:p>
+    <w:p>
+      <w:pPr>
+        <w:keepNext/>
+        <w:spacing w:before="140" w:after="40" w:line="288" w:lineRule="auto"/>
+      </w:pPr>
+      <w:r>
+        <w:rPr>
+          <w:rFonts w:ascii="Times New Roman" w:hAnsi="Times New Roman"/>
+          <w:b/>
+          <w:color w:val="000000"/>
+          <w:sz w:val="26"/>
+        </w:rPr>
+        <w:t>5.1 Render Cloud Hosting Platform</w:t>
+      </w:r>
+    </w:p>
+    <w:p>
+      <w:pPr>
+        <w:pStyle w:val="ListBullet"/>
+        <w:spacing w:line="360" w:lineRule="auto" w:after="60"/>
+        <w:jc w:val="both"/>
+      </w:pPr>
+      <w:r>
+        <w:rPr>
+          <w:rFonts w:ascii="Times New Roman" w:hAnsi="Times New Roman"/>
+          <w:b/>
+          <w:color w:val="000000"/>
+          <w:sz w:val="24"/>
+        </w:rPr>
+        <w:t xml:space="preserve">Git-Triggered Deployments: </w:t>
+      </w:r>
+      <w:r>
+        <w:rPr>
+          <w:rFonts w:ascii="Times New Roman" w:hAnsi="Times New Roman"/>
+          <w:color w:val="000000"/>
+          <w:sz w:val="24"/>
+        </w:rPr>
+        <w:t>Every Git push to the `main` branch automatically triggers a new build and container deployment on Render.</w:t>
+      </w:r>
+    </w:p>
+    <w:p>
+      <w:pPr>
+        <w:pStyle w:val="ListBullet"/>
+        <w:spacing w:line="360" w:lineRule="auto" w:after="60"/>
+        <w:jc w:val="both"/>
+      </w:pPr>
+      <w:r>
+        <w:rPr>
+          <w:rFonts w:ascii="Times New Roman" w:hAnsi="Times New Roman"/>
+          <w:b/>
+          <w:color w:val="000000"/>
+          <w:sz w:val="24"/>
+        </w:rPr>
+        <w:t xml:space="preserve">Zero-Downtime Releases: </w:t>
+      </w:r>
+      <w:r>
+        <w:rPr>
+          <w:rFonts w:ascii="Times New Roman" w:hAnsi="Times New Roman"/>
+          <w:color w:val="000000"/>
+          <w:sz w:val="24"/>
+        </w:rPr>
+        <w:t>Maintains active traffic on the previous build until the new version passes health checks.</w:t>
+      </w:r>
+    </w:p>
+    <w:p>
+      <w:pPr>
+        <w:pStyle w:val="ListBullet"/>
+        <w:spacing w:line="360" w:lineRule="auto" w:after="60"/>
+        <w:jc w:val="both"/>
+      </w:pPr>
+      <w:r>
+        <w:rPr>
+          <w:rFonts w:ascii="Times New Roman" w:hAnsi="Times New Roman"/>
+          <w:b/>
+          <w:color w:val="000000"/>
+          <w:sz w:val="24"/>
+        </w:rPr>
+        <w:t xml:space="preserve">Free Managed SSL Certificates: </w:t>
+      </w:r>
+      <w:r>
+        <w:rPr>
+          <w:rFonts w:ascii="Times New Roman" w:hAnsi="Times New Roman"/>
+          <w:color w:val="000000"/>
+          <w:sz w:val="24"/>
+        </w:rPr>
+        <w:t>Issues and auto-renews Let's Encrypt SSL certificates, securing all user connections with HTTPS.</w:t>
+      </w:r>
+    </w:p>
+    <w:p>
+      <w:pPr>
+        <w:keepNext/>
+        <w:spacing w:before="140" w:after="40" w:line="288" w:lineRule="auto"/>
+      </w:pPr>
+      <w:r>
+        <w:rPr>
+          <w:rFonts w:ascii="Times New Roman" w:hAnsi="Times New Roman"/>
+          <w:b/>
+          <w:color w:val="000000"/>
+          <w:sz w:val="26"/>
+        </w:rPr>
+        <w:t>5.2 GitHub Actions Continuous Integration (CI)</w:t>
+      </w:r>
+    </w:p>
+    <w:p>
+      <w:pPr>
+        <w:pStyle w:val="ListBullet"/>
+        <w:spacing w:line="360" w:lineRule="auto" w:after="60"/>
+        <w:jc w:val="both"/>
+      </w:pPr>
+      <w:r>
+        <w:rPr>
+          <w:rFonts w:ascii="Times New Roman" w:hAnsi="Times New Roman"/>
+          <w:b/>
+          <w:color w:val="000000"/>
+          <w:sz w:val="24"/>
+        </w:rPr>
+        <w:t xml:space="preserve">Automated Test Pipeline: </w:t>
+      </w:r>
+      <w:r>
+        <w:rPr>
+          <w:rFonts w:ascii="Times New Roman" w:hAnsi="Times New Roman"/>
+          <w:color w:val="000000"/>
+          <w:sz w:val="24"/>
+        </w:rPr>
+        <w:t>Executes unit and integration test suites automatically on every pull request before code can be merged.</w:t>
+      </w:r>
+    </w:p>
+    <w:p>
+      <w:pPr>
+        <w:pStyle w:val="ListBullet"/>
+        <w:spacing w:line="360" w:lineRule="auto" w:after="60"/>
+        <w:jc w:val="both"/>
+      </w:pPr>
+      <w:r>
+        <w:rPr>
+          <w:rFonts w:ascii="Times New Roman" w:hAnsi="Times New Roman"/>
+          <w:b/>
+          <w:color w:val="000000"/>
+          <w:sz w:val="24"/>
+        </w:rPr>
+        <w:t xml:space="preserve">Build Verification: </w:t>
+      </w:r>
+      <w:r>
+        <w:rPr>
+          <w:rFonts w:ascii="Times New Roman" w:hAnsi="Times New Roman"/>
+          <w:color w:val="000000"/>
+          <w:sz w:val="24"/>
+        </w:rPr>
+        <w:t>Validates Python dependencies and syntax in a clean Ubuntu container environment.</w:t>
+      </w:r>
+    </w:p>
+    <w:p>
+      <w:pPr>
+        <w:keepNext/>
+        <w:spacing w:before="200" w:after="60" w:line="288" w:lineRule="auto"/>
+      </w:pPr>
+      <w:r>
+        <w:rPr>
+          <w:rFonts w:ascii="Times New Roman" w:hAnsi="Times New Roman"/>
+          <w:b/>
+          <w:color w:val="000000"/>
+          <w:sz w:val="28"/>
+        </w:rPr>
+        <w:t>6. Development, Debugging and Quality Assurance Tooling</w:t>
+      </w:r>
+    </w:p>
+    <w:p>
+      <w:pPr>
+        <w:spacing w:line="360" w:lineRule="auto" w:after="80"/>
+        <w:jc w:val="both"/>
+      </w:pPr>
+      <w:r>
+        <w:rPr>
+          <w:rFonts w:ascii="Times New Roman" w:hAnsi="Times New Roman"/>
+          <w:color w:val="000000"/>
+          <w:sz w:val="24"/>
+        </w:rPr>
+        <w:t>A specialized set of engineering tools helped ensure high code quality, security, and developer efficiency:</w:t>
+      </w:r>
+    </w:p>
+    <w:p>
+      <w:pPr>
+        <w:pStyle w:val="ListBullet"/>
+        <w:spacing w:line="360" w:lineRule="auto" w:after="60"/>
+        <w:jc w:val="both"/>
+      </w:pPr>
+      <w:r>
+        <w:rPr>
+          <w:rFonts w:ascii="Times New Roman" w:hAnsi="Times New Roman"/>
+          <w:b/>
+          <w:color w:val="000000"/>
+          <w:sz w:val="24"/>
+        </w:rPr>
+        <w:t xml:space="preserve">Visual Studio Code (VS Code): </w:t>
+      </w:r>
+      <w:r>
+        <w:rPr>
+          <w:rFonts w:ascii="Times New Roman" w:hAnsi="Times New Roman"/>
+          <w:color w:val="000000"/>
+          <w:sz w:val="24"/>
+        </w:rPr>
+        <w:t>The primary IDE, offering Python code intelligence, Jinja template syntax highlighting, and Git controls.</w:t>
+      </w:r>
+    </w:p>
+    <w:p>
+      <w:pPr>
+        <w:pStyle w:val="ListBullet"/>
+        <w:spacing w:line="360" w:lineRule="auto" w:after="60"/>
+        <w:jc w:val="both"/>
+      </w:pPr>
+      <w:r>
+        <w:rPr>
+          <w:rFonts w:ascii="Times New Roman" w:hAnsi="Times New Roman"/>
+          <w:b/>
+          <w:color w:val="000000"/>
+          <w:sz w:val="24"/>
+        </w:rPr>
+        <w:t xml:space="preserve">Postman API Suite: </w:t>
+      </w:r>
+      <w:r>
+        <w:rPr>
+          <w:rFonts w:ascii="Times New Roman" w:hAnsi="Times New Roman"/>
+          <w:color w:val="000000"/>
+          <w:sz w:val="24"/>
+        </w:rPr>
+        <w:t>Used to construct, execute, and verify HTTP endpoints, inspecting response headers, status codes, and cookies.</w:t>
+      </w:r>
+    </w:p>
+    <w:p>
+      <w:pPr>
+        <w:pStyle w:val="ListBullet"/>
+        <w:spacing w:line="360" w:lineRule="auto" w:after="60"/>
+        <w:jc w:val="both"/>
+      </w:pPr>
+      <w:r>
+        <w:rPr>
+          <w:rFonts w:ascii="Times New Roman" w:hAnsi="Times New Roman"/>
+          <w:b/>
+          <w:color w:val="000000"/>
+          <w:sz w:val="24"/>
+        </w:rPr>
+        <w:t xml:space="preserve">Flake8 Static Code Analyzer: </w:t>
+      </w:r>
+      <w:r>
+        <w:rPr>
+          <w:rFonts w:ascii="Times New Roman" w:hAnsi="Times New Roman"/>
+          <w:color w:val="000000"/>
+          <w:sz w:val="24"/>
+        </w:rPr>
+        <w:t>Enforces PEP 8 Python coding conventions, detecting unused variables, unimported modules, and styling errors.</w:t>
+      </w:r>
+    </w:p>
+    <w:p>
+      <w:pPr>
+        <w:pStyle w:val="ListBullet"/>
+        <w:spacing w:line="360" w:lineRule="auto" w:after="60"/>
+        <w:jc w:val="both"/>
+      </w:pPr>
+      <w:r>
+        <w:rPr>
+          <w:rFonts w:ascii="Times New Roman" w:hAnsi="Times New Roman"/>
+          <w:b/>
+          <w:color w:val="000000"/>
+          <w:sz w:val="24"/>
+        </w:rPr>
+        <w:t xml:space="preserve">pytest Test Framework: </w:t>
+      </w:r>
+      <w:r>
+        <w:rPr>
+          <w:rFonts w:ascii="Times New Roman" w:hAnsi="Times New Roman"/>
+          <w:color w:val="000000"/>
+          <w:sz w:val="24"/>
+        </w:rPr>
+        <w:t>Runs fifteen automated test cases validating authentication, catalog operations, search, and loan workflows.</w:t>
+      </w:r>
+    </w:p>
+    <w:p>
+      <w:pPr>
+        <w:keepNext/>
+        <w:spacing w:before="200" w:after="60" w:line="288" w:lineRule="auto"/>
+      </w:pPr>
+      <w:r>
+        <w:rPr>
+          <w:rFonts w:ascii="Times New Roman" w:hAnsi="Times New Roman"/>
+          <w:b/>
+          <w:color w:val="000000"/>
+          <w:sz w:val="28"/>
+        </w:rPr>
+        <w:t>7. Team Collaboration and Project Management Tools</w:t>
+      </w:r>
+    </w:p>
+    <w:p>
+      <w:pPr>
+        <w:spacing w:line="360" w:lineRule="auto" w:after="80"/>
+        <w:jc w:val="both"/>
+      </w:pPr>
+      <w:r>
+        <w:rPr>
+          <w:rFonts w:ascii="Times New Roman" w:hAnsi="Times New Roman"/>
+          <w:color w:val="000000"/>
+          <w:sz w:val="24"/>
+        </w:rPr>
+        <w:t>Effective teamwork was coordinated through dedicated communication, tracking, and documentation platforms:</w:t>
       </w:r>
     </w:p>
     <w:tbl>
@@ -611,7 +1511,7 @@
                 <w:color w:val="000000"/>
                 <w:sz w:val="17"/>
               </w:rPr>
-              <w:t>Git hosting, pull request code reviews, issue tracking, and GitHub Actions CI.</w:t>
+              <w:t>Git repository hosting, branch reviews, issue tracking, and CI automation.</w:t>
             </w:r>
           </w:p>
         </w:tc>
@@ -712,7 +1612,7 @@
                 <w:color w:val="000000"/>
                 <w:sz w:val="17"/>
               </w:rPr>
-              <w:t>Real-time messaging, technical discussions, and automated build notifications.</w:t>
+              <w:t>Real-time developer chat, meeting coordination, and build notifications.</w:t>
             </w:r>
           </w:p>
         </w:tc>
@@ -811,7 +1711,7 @@
                 <w:color w:val="000000"/>
                 <w:sz w:val="17"/>
               </w:rPr>
-              <w:t>Collaborative drafting of project reports, review presentations, and specifications.</w:t>
+              <w:t>Collaborative drafting of project reports, review slide decks, and requirements.</w:t>
             </w:r>
           </w:p>
         </w:tc>
@@ -912,7 +1812,7 @@
                 <w:color w:val="000000"/>
                 <w:sz w:val="17"/>
               </w:rPr>
-              <w:t>Kanban task boards, sprint milestone tracking, and feature backlog prioritization.</w:t>
+              <w:t>Kanban boards, sprint milestone tracking, task prioritization, and bug triage.</w:t>
             </w:r>
           </w:p>
         </w:tc>
@@ -955,192 +1855,641 @@
           <w:color w:val="000000"/>
           <w:sz w:val="28"/>
         </w:rPr>
-        <w:t>3. Technology Selection Criteria and Rationale</w:t>
+        <w:t>8. Technology Trade-off Studies and Selection Rationale</w:t>
       </w:r>
     </w:p>
     <w:p>
       <w:pPr>
-        <w:pStyle w:val="ListBullet"/>
-        <w:spacing w:line="360" w:lineRule="auto" w:after="60"/>
+        <w:spacing w:line="360" w:lineRule="auto" w:after="80"/>
         <w:jc w:val="both"/>
       </w:pPr>
-      <w:r>
-        <w:rPr>
-          <w:rFonts w:ascii="Times New Roman" w:hAnsi="Times New Roman"/>
-          <w:b/>
-          <w:color w:val="000000"/>
-          <w:sz w:val="24"/>
-        </w:rPr>
-        <w:t xml:space="preserve">Flask vs. Django: </w:t>
-      </w:r>
       <w:r>
         <w:rPr>
           <w:rFonts w:ascii="Times New Roman" w:hAnsi="Times New Roman"/>
           <w:color w:val="000000"/>
           <w:sz w:val="24"/>
         </w:rPr>
-        <w:t>Flask was chosen for its lightweight footprint, fast routing, zero boilerplate overhead, and clean integration with custom database drivers.</w:t>
+        <w:t>Key architectural decisions were guided by formal trade-off evaluations comparing alternative technologies across essential criteria:</w:t>
       </w:r>
     </w:p>
-    <w:p>
-      <w:pPr>
-        <w:pStyle w:val="ListBullet"/>
-        <w:spacing w:line="360" w:lineRule="auto" w:after="60"/>
-        <w:jc w:val="both"/>
-      </w:pPr>
-      <w:r>
-        <w:rPr>
-          <w:rFonts w:ascii="Times New Roman" w:hAnsi="Times New Roman"/>
-          <w:b/>
-          <w:color w:val="000000"/>
-          <w:sz w:val="24"/>
-        </w:rPr>
-        <w:t xml:space="preserve">TiDB Serverless vs. MongoDB: </w:t>
-      </w:r>
-      <w:r>
-        <w:rPr>
-          <w:rFonts w:ascii="Times New Roman" w:hAnsi="Times New Roman"/>
-          <w:color w:val="000000"/>
-          <w:sz w:val="24"/>
-        </w:rPr>
-        <w:t>Relational ACID compliance and foreign key constraints are essential for borrowing transaction consistency, which NoSQL does not naturally guarantee.</w:t>
-      </w:r>
-    </w:p>
-    <w:p>
-      <w:pPr>
-        <w:pStyle w:val="ListBullet"/>
-        <w:spacing w:line="360" w:lineRule="auto" w:after="60"/>
-        <w:jc w:val="both"/>
-      </w:pPr>
-      <w:r>
-        <w:rPr>
-          <w:rFonts w:ascii="Times New Roman" w:hAnsi="Times New Roman"/>
-          <w:b/>
-          <w:color w:val="000000"/>
-          <w:sz w:val="24"/>
-        </w:rPr>
-        <w:t xml:space="preserve">Render vs. AWS EC2: </w:t>
-      </w:r>
-      <w:r>
-        <w:rPr>
-          <w:rFonts w:ascii="Times New Roman" w:hAnsi="Times New Roman"/>
-          <w:color w:val="000000"/>
-          <w:sz w:val="24"/>
-        </w:rPr>
-        <w:t>Render provides automated git push deployments, managed SSL, and zero-downtime deploys without requiring manual Linux server configuration.</w:t>
-      </w:r>
-    </w:p>
-    <w:p>
-      <w:pPr>
-        <w:keepNext/>
-        <w:spacing w:before="200" w:after="60" w:line="288" w:lineRule="auto"/>
-      </w:pPr>
-      <w:r>
-        <w:rPr>
-          <w:rFonts w:ascii="Times New Roman" w:hAnsi="Times New Roman"/>
-          <w:b/>
-          <w:color w:val="000000"/>
-          <w:sz w:val="28"/>
-        </w:rPr>
-        <w:t>4. Security and Quality Assurance Tooling</w:t>
-      </w:r>
-    </w:p>
-    <w:p>
-      <w:pPr>
-        <w:pStyle w:val="ListBullet"/>
-        <w:spacing w:line="360" w:lineRule="auto" w:after="60"/>
-        <w:jc w:val="both"/>
-      </w:pPr>
-      <w:r>
-        <w:rPr>
-          <w:rFonts w:ascii="Times New Roman" w:hAnsi="Times New Roman"/>
-          <w:b/>
-          <w:color w:val="000000"/>
-          <w:sz w:val="24"/>
-        </w:rPr>
-        <w:t xml:space="preserve">Visual Studio Code: </w:t>
-      </w:r>
-      <w:r>
-        <w:rPr>
-          <w:rFonts w:ascii="Times New Roman" w:hAnsi="Times New Roman"/>
-          <w:color w:val="000000"/>
-          <w:sz w:val="24"/>
-        </w:rPr>
-        <w:t>Primary development environment with Python, Jinja2, and Git extensions.</w:t>
-      </w:r>
-    </w:p>
-    <w:p>
-      <w:pPr>
-        <w:pStyle w:val="ListBullet"/>
-        <w:spacing w:line="360" w:lineRule="auto" w:after="60"/>
-        <w:jc w:val="both"/>
-      </w:pPr>
-      <w:r>
-        <w:rPr>
-          <w:rFonts w:ascii="Times New Roman" w:hAnsi="Times New Roman"/>
-          <w:b/>
-          <w:color w:val="000000"/>
-          <w:sz w:val="24"/>
-        </w:rPr>
-        <w:t xml:space="preserve">Postman API Platform: </w:t>
-      </w:r>
-      <w:r>
-        <w:rPr>
-          <w:rFonts w:ascii="Times New Roman" w:hAnsi="Times New Roman"/>
-          <w:color w:val="000000"/>
-          <w:sz w:val="24"/>
-        </w:rPr>
-        <w:t>Constructs and automates HTTP request collections verifying route handlers and response status codes.</w:t>
-      </w:r>
-    </w:p>
-    <w:p>
-      <w:pPr>
-        <w:pStyle w:val="ListBullet"/>
-        <w:spacing w:line="360" w:lineRule="auto" w:after="60"/>
-        <w:jc w:val="both"/>
-      </w:pPr>
-      <w:r>
-        <w:rPr>
-          <w:rFonts w:ascii="Times New Roman" w:hAnsi="Times New Roman"/>
-          <w:b/>
-          <w:color w:val="000000"/>
-          <w:sz w:val="24"/>
-        </w:rPr>
-        <w:t xml:space="preserve">Flake8 Static Linter: </w:t>
-      </w:r>
-      <w:r>
-        <w:rPr>
-          <w:rFonts w:ascii="Times New Roman" w:hAnsi="Times New Roman"/>
-          <w:color w:val="000000"/>
-          <w:sz w:val="24"/>
-        </w:rPr>
-        <w:t>Enforces PEP 8 compliance across all backend source code, detecting syntax inconsistencies.</w:t>
-      </w:r>
-    </w:p>
-    <w:p>
-      <w:pPr>
-        <w:pStyle w:val="ListBullet"/>
-        <w:spacing w:line="360" w:lineRule="auto" w:after="60"/>
-        <w:jc w:val="both"/>
-      </w:pPr>
-      <w:r>
-        <w:rPr>
-          <w:rFonts w:ascii="Times New Roman" w:hAnsi="Times New Roman"/>
-          <w:b/>
-          <w:color w:val="000000"/>
-          <w:sz w:val="24"/>
-        </w:rPr>
-        <w:t xml:space="preserve">pytest Test Framework: </w:t>
-      </w:r>
-      <w:r>
-        <w:rPr>
-          <w:rFonts w:ascii="Times New Roman" w:hAnsi="Times New Roman"/>
-          <w:color w:val="000000"/>
-          <w:sz w:val="24"/>
-        </w:rPr>
-        <w:t>Executes unit and integration test suites, validating password security, input validators, and database transactions.</w:t>
-      </w:r>
-    </w:p>
+    <w:tbl>
+      <w:tblPr>
+        <w:tblW w:type="auto" w:w="0"/>
+        <w:jc w:val="center"/>
+        <w:tblLayout w:type="fixed"/>
+        <w:tblLook w:firstColumn="1" w:firstRow="1" w:lastColumn="0" w:lastRow="0" w:noHBand="0" w:noVBand="1" w:val="04A0"/>
+      </w:tblPr>
+      <w:tblGrid>
+        <w:gridCol w:w="2340"/>
+        <w:gridCol w:w="2340"/>
+        <w:gridCol w:w="2340"/>
+        <w:gridCol w:w="2340"/>
+      </w:tblGrid>
+      <w:tr>
+        <w:tc>
+          <w:tcPr>
+            <w:tcW w:type="dxa" w:w="2016"/>
+            <w:shd w:fill="E2E8F0"/>
+            <w:tcMar>
+              <w:top w:w="40" w:type="dxa"/>
+              <w:bottom w:w="40" w:type="dxa"/>
+              <w:left w:w="50" w:type="dxa"/>
+              <w:right w:w="50" w:type="dxa"/>
+            </w:tcMar>
+          </w:tcPr>
+          <w:p>
+            <w:pPr>
+              <w:spacing w:before="40" w:after="40" w:line="252" w:lineRule="auto"/>
+            </w:pPr>
+            <w:r>
+              <w:rPr>
+                <w:rFonts w:ascii="Times New Roman" w:hAnsi="Times New Roman"/>
+                <w:b/>
+                <w:color w:val="000000"/>
+                <w:sz w:val="18"/>
+              </w:rPr>
+              <w:t>Decision Area</w:t>
+            </w:r>
+          </w:p>
+        </w:tc>
+        <w:tc>
+          <w:tcPr>
+            <w:tcW w:type="dxa" w:w="2016"/>
+            <w:shd w:fill="E2E8F0"/>
+            <w:tcMar>
+              <w:top w:w="40" w:type="dxa"/>
+              <w:bottom w:w="40" w:type="dxa"/>
+              <w:left w:w="50" w:type="dxa"/>
+              <w:right w:w="50" w:type="dxa"/>
+            </w:tcMar>
+          </w:tcPr>
+          <w:p>
+            <w:pPr>
+              <w:spacing w:before="40" w:after="40" w:line="252" w:lineRule="auto"/>
+            </w:pPr>
+            <w:r>
+              <w:rPr>
+                <w:rFonts w:ascii="Times New Roman" w:hAnsi="Times New Roman"/>
+                <w:b/>
+                <w:color w:val="000000"/>
+                <w:sz w:val="18"/>
+              </w:rPr>
+              <w:t>Selected Choice</w:t>
+            </w:r>
+          </w:p>
+        </w:tc>
+        <w:tc>
+          <w:tcPr>
+            <w:tcW w:type="dxa" w:w="2160"/>
+            <w:shd w:fill="E2E8F0"/>
+            <w:tcMar>
+              <w:top w:w="40" w:type="dxa"/>
+              <w:bottom w:w="40" w:type="dxa"/>
+              <w:left w:w="50" w:type="dxa"/>
+              <w:right w:w="50" w:type="dxa"/>
+            </w:tcMar>
+          </w:tcPr>
+          <w:p>
+            <w:pPr>
+              <w:spacing w:before="40" w:after="40" w:line="252" w:lineRule="auto"/>
+            </w:pPr>
+            <w:r>
+              <w:rPr>
+                <w:rFonts w:ascii="Times New Roman" w:hAnsi="Times New Roman"/>
+                <w:b/>
+                <w:color w:val="000000"/>
+                <w:sz w:val="18"/>
+              </w:rPr>
+              <w:t>Alternative Evaluated</w:t>
+            </w:r>
+          </w:p>
+        </w:tc>
+        <w:tc>
+          <w:tcPr>
+            <w:tcW w:type="dxa" w:w="3168"/>
+            <w:shd w:fill="E2E8F0"/>
+            <w:tcMar>
+              <w:top w:w="40" w:type="dxa"/>
+              <w:bottom w:w="40" w:type="dxa"/>
+              <w:left w:w="50" w:type="dxa"/>
+              <w:right w:w="50" w:type="dxa"/>
+            </w:tcMar>
+          </w:tcPr>
+          <w:p>
+            <w:pPr>
+              <w:spacing w:before="40" w:after="40" w:line="252" w:lineRule="auto"/>
+            </w:pPr>
+            <w:r>
+              <w:rPr>
+                <w:rFonts w:ascii="Times New Roman" w:hAnsi="Times New Roman"/>
+                <w:b/>
+                <w:color w:val="000000"/>
+                <w:sz w:val="18"/>
+              </w:rPr>
+              <w:t>Primary Selection Justification</w:t>
+            </w:r>
+          </w:p>
+        </w:tc>
+      </w:tr>
+      <w:tr>
+        <w:tc>
+          <w:tcPr>
+            <w:tcW w:type="dxa" w:w="2016"/>
+            <w:tcMar>
+              <w:top w:w="30" w:type="dxa"/>
+              <w:bottom w:w="30" w:type="dxa"/>
+              <w:left w:w="50" w:type="dxa"/>
+              <w:right w:w="50" w:type="dxa"/>
+            </w:tcMar>
+          </w:tcPr>
+          <w:p>
+            <w:pPr>
+              <w:spacing w:before="20" w:after="20" w:line="252" w:lineRule="auto"/>
+            </w:pPr>
+            <w:r>
+              <w:rPr>
+                <w:rFonts w:ascii="Times New Roman" w:hAnsi="Times New Roman"/>
+                <w:color w:val="000000"/>
+                <w:sz w:val="17"/>
+              </w:rPr>
+              <w:t>Web Framework</w:t>
+            </w:r>
+          </w:p>
+        </w:tc>
+        <w:tc>
+          <w:tcPr>
+            <w:tcW w:type="dxa" w:w="2016"/>
+            <w:tcMar>
+              <w:top w:w="30" w:type="dxa"/>
+              <w:bottom w:w="30" w:type="dxa"/>
+              <w:left w:w="50" w:type="dxa"/>
+              <w:right w:w="50" w:type="dxa"/>
+            </w:tcMar>
+          </w:tcPr>
+          <w:p>
+            <w:pPr>
+              <w:spacing w:before="20" w:after="20" w:line="252" w:lineRule="auto"/>
+            </w:pPr>
+            <w:r>
+              <w:rPr>
+                <w:rFonts w:ascii="Times New Roman" w:hAnsi="Times New Roman"/>
+                <w:color w:val="000000"/>
+                <w:sz w:val="17"/>
+              </w:rPr>
+              <w:t>Python Flask</w:t>
+            </w:r>
+          </w:p>
+        </w:tc>
+        <w:tc>
+          <w:tcPr>
+            <w:tcW w:type="dxa" w:w="2160"/>
+            <w:tcMar>
+              <w:top w:w="30" w:type="dxa"/>
+              <w:bottom w:w="30" w:type="dxa"/>
+              <w:left w:w="50" w:type="dxa"/>
+              <w:right w:w="50" w:type="dxa"/>
+            </w:tcMar>
+          </w:tcPr>
+          <w:p>
+            <w:pPr>
+              <w:spacing w:before="20" w:after="20" w:line="252" w:lineRule="auto"/>
+            </w:pPr>
+            <w:r>
+              <w:rPr>
+                <w:rFonts w:ascii="Times New Roman" w:hAnsi="Times New Roman"/>
+                <w:color w:val="000000"/>
+                <w:sz w:val="17"/>
+              </w:rPr>
+              <w:t>Django / FastAPI</w:t>
+            </w:r>
+          </w:p>
+        </w:tc>
+        <w:tc>
+          <w:tcPr>
+            <w:tcW w:type="dxa" w:w="3168"/>
+            <w:tcMar>
+              <w:top w:w="30" w:type="dxa"/>
+              <w:bottom w:w="30" w:type="dxa"/>
+              <w:left w:w="50" w:type="dxa"/>
+              <w:right w:w="50" w:type="dxa"/>
+            </w:tcMar>
+          </w:tcPr>
+          <w:p>
+            <w:pPr>
+              <w:spacing w:before="20" w:after="20" w:line="252" w:lineRule="auto"/>
+            </w:pPr>
+            <w:r>
+              <w:rPr>
+                <w:rFonts w:ascii="Times New Roman" w:hAnsi="Times New Roman"/>
+                <w:color w:val="000000"/>
+                <w:sz w:val="17"/>
+              </w:rPr>
+              <w:t>Flask offers lightweight simplicity, fast routing, zero unnecessary boilerplate, and seamless PyMySQL database integration.</w:t>
+            </w:r>
+          </w:p>
+        </w:tc>
+      </w:tr>
+      <w:tr>
+        <w:tc>
+          <w:tcPr>
+            <w:tcW w:type="dxa" w:w="2016"/>
+            <w:shd w:fill="F8FAFC"/>
+            <w:tcMar>
+              <w:top w:w="30" w:type="dxa"/>
+              <w:bottom w:w="30" w:type="dxa"/>
+              <w:left w:w="50" w:type="dxa"/>
+              <w:right w:w="50" w:type="dxa"/>
+            </w:tcMar>
+          </w:tcPr>
+          <w:p>
+            <w:pPr>
+              <w:spacing w:before="20" w:after="20" w:line="252" w:lineRule="auto"/>
+            </w:pPr>
+            <w:r>
+              <w:rPr>
+                <w:rFonts w:ascii="Times New Roman" w:hAnsi="Times New Roman"/>
+                <w:color w:val="000000"/>
+                <w:sz w:val="17"/>
+              </w:rPr>
+              <w:t>Database Engine</w:t>
+            </w:r>
+          </w:p>
+        </w:tc>
+        <w:tc>
+          <w:tcPr>
+            <w:tcW w:type="dxa" w:w="2016"/>
+            <w:shd w:fill="F8FAFC"/>
+            <w:tcMar>
+              <w:top w:w="30" w:type="dxa"/>
+              <w:bottom w:w="30" w:type="dxa"/>
+              <w:left w:w="50" w:type="dxa"/>
+              <w:right w:w="50" w:type="dxa"/>
+            </w:tcMar>
+          </w:tcPr>
+          <w:p>
+            <w:pPr>
+              <w:spacing w:before="20" w:after="20" w:line="252" w:lineRule="auto"/>
+            </w:pPr>
+            <w:r>
+              <w:rPr>
+                <w:rFonts w:ascii="Times New Roman" w:hAnsi="Times New Roman"/>
+                <w:color w:val="000000"/>
+                <w:sz w:val="17"/>
+              </w:rPr>
+              <w:t>TiDB Serverless</w:t>
+            </w:r>
+          </w:p>
+        </w:tc>
+        <w:tc>
+          <w:tcPr>
+            <w:tcW w:type="dxa" w:w="2160"/>
+            <w:shd w:fill="F8FAFC"/>
+            <w:tcMar>
+              <w:top w:w="30" w:type="dxa"/>
+              <w:bottom w:w="30" w:type="dxa"/>
+              <w:left w:w="50" w:type="dxa"/>
+              <w:right w:w="50" w:type="dxa"/>
+            </w:tcMar>
+          </w:tcPr>
+          <w:p>
+            <w:pPr>
+              <w:spacing w:before="20" w:after="20" w:line="252" w:lineRule="auto"/>
+            </w:pPr>
+            <w:r>
+              <w:rPr>
+                <w:rFonts w:ascii="Times New Roman" w:hAnsi="Times New Roman"/>
+                <w:color w:val="000000"/>
+                <w:sz w:val="17"/>
+              </w:rPr>
+              <w:t>MongoDB (NoSQL)</w:t>
+            </w:r>
+          </w:p>
+        </w:tc>
+        <w:tc>
+          <w:tcPr>
+            <w:tcW w:type="dxa" w:w="3168"/>
+            <w:shd w:fill="F8FAFC"/>
+            <w:tcMar>
+              <w:top w:w="30" w:type="dxa"/>
+              <w:bottom w:w="30" w:type="dxa"/>
+              <w:left w:w="50" w:type="dxa"/>
+              <w:right w:w="50" w:type="dxa"/>
+            </w:tcMar>
+          </w:tcPr>
+          <w:p>
+            <w:pPr>
+              <w:spacing w:before="20" w:after="20" w:line="252" w:lineRule="auto"/>
+            </w:pPr>
+            <w:r>
+              <w:rPr>
+                <w:rFonts w:ascii="Times New Roman" w:hAnsi="Times New Roman"/>
+                <w:color w:val="000000"/>
+                <w:sz w:val="17"/>
+              </w:rPr>
+              <w:t>Strict relational ACID guarantees and foreign key constraints are essential for reliable item loan states, which NoSQL lacks.</w:t>
+            </w:r>
+          </w:p>
+        </w:tc>
+      </w:tr>
+      <w:tr>
+        <w:tc>
+          <w:tcPr>
+            <w:tcW w:type="dxa" w:w="2016"/>
+            <w:tcMar>
+              <w:top w:w="30" w:type="dxa"/>
+              <w:bottom w:w="30" w:type="dxa"/>
+              <w:left w:w="50" w:type="dxa"/>
+              <w:right w:w="50" w:type="dxa"/>
+            </w:tcMar>
+          </w:tcPr>
+          <w:p>
+            <w:pPr>
+              <w:spacing w:before="20" w:after="20" w:line="252" w:lineRule="auto"/>
+            </w:pPr>
+            <w:r>
+              <w:rPr>
+                <w:rFonts w:ascii="Times New Roman" w:hAnsi="Times New Roman"/>
+                <w:color w:val="000000"/>
+                <w:sz w:val="17"/>
+              </w:rPr>
+              <w:t>Cloud Hosting</w:t>
+            </w:r>
+          </w:p>
+        </w:tc>
+        <w:tc>
+          <w:tcPr>
+            <w:tcW w:type="dxa" w:w="2016"/>
+            <w:tcMar>
+              <w:top w:w="30" w:type="dxa"/>
+              <w:bottom w:w="30" w:type="dxa"/>
+              <w:left w:w="50" w:type="dxa"/>
+              <w:right w:w="50" w:type="dxa"/>
+            </w:tcMar>
+          </w:tcPr>
+          <w:p>
+            <w:pPr>
+              <w:spacing w:before="20" w:after="20" w:line="252" w:lineRule="auto"/>
+            </w:pPr>
+            <w:r>
+              <w:rPr>
+                <w:rFonts w:ascii="Times New Roman" w:hAnsi="Times New Roman"/>
+                <w:color w:val="000000"/>
+                <w:sz w:val="17"/>
+              </w:rPr>
+              <w:t>Render Cloud</w:t>
+            </w:r>
+          </w:p>
+        </w:tc>
+        <w:tc>
+          <w:tcPr>
+            <w:tcW w:type="dxa" w:w="2160"/>
+            <w:tcMar>
+              <w:top w:w="30" w:type="dxa"/>
+              <w:bottom w:w="30" w:type="dxa"/>
+              <w:left w:w="50" w:type="dxa"/>
+              <w:right w:w="50" w:type="dxa"/>
+            </w:tcMar>
+          </w:tcPr>
+          <w:p>
+            <w:pPr>
+              <w:spacing w:before="20" w:after="20" w:line="252" w:lineRule="auto"/>
+            </w:pPr>
+            <w:r>
+              <w:rPr>
+                <w:rFonts w:ascii="Times New Roman" w:hAnsi="Times New Roman"/>
+                <w:color w:val="000000"/>
+                <w:sz w:val="17"/>
+              </w:rPr>
+              <w:t>AWS EC2 / Heroku</w:t>
+            </w:r>
+          </w:p>
+        </w:tc>
+        <w:tc>
+          <w:tcPr>
+            <w:tcW w:type="dxa" w:w="3168"/>
+            <w:tcMar>
+              <w:top w:w="30" w:type="dxa"/>
+              <w:bottom w:w="30" w:type="dxa"/>
+              <w:left w:w="50" w:type="dxa"/>
+              <w:right w:w="50" w:type="dxa"/>
+            </w:tcMar>
+          </w:tcPr>
+          <w:p>
+            <w:pPr>
+              <w:spacing w:before="20" w:after="20" w:line="252" w:lineRule="auto"/>
+            </w:pPr>
+            <w:r>
+              <w:rPr>
+                <w:rFonts w:ascii="Times New Roman" w:hAnsi="Times New Roman"/>
+                <w:color w:val="000000"/>
+                <w:sz w:val="17"/>
+              </w:rPr>
+              <w:t>Render provides automated Git push deployments, managed SSL certificates, and zero-downtime releases on an accessible free tier.</w:t>
+            </w:r>
+          </w:p>
+        </w:tc>
+      </w:tr>
+      <w:tr>
+        <w:tc>
+          <w:tcPr>
+            <w:tcW w:type="dxa" w:w="2016"/>
+            <w:shd w:fill="F8FAFC"/>
+            <w:tcMar>
+              <w:top w:w="30" w:type="dxa"/>
+              <w:bottom w:w="30" w:type="dxa"/>
+              <w:left w:w="50" w:type="dxa"/>
+              <w:right w:w="50" w:type="dxa"/>
+            </w:tcMar>
+          </w:tcPr>
+          <w:p>
+            <w:pPr>
+              <w:spacing w:before="20" w:after="20" w:line="252" w:lineRule="auto"/>
+            </w:pPr>
+            <w:r>
+              <w:rPr>
+                <w:rFonts w:ascii="Times New Roman" w:hAnsi="Times New Roman"/>
+                <w:color w:val="000000"/>
+                <w:sz w:val="17"/>
+              </w:rPr>
+              <w:t>Frontend UI</w:t>
+            </w:r>
+          </w:p>
+        </w:tc>
+        <w:tc>
+          <w:tcPr>
+            <w:tcW w:type="dxa" w:w="2016"/>
+            <w:shd w:fill="F8FAFC"/>
+            <w:tcMar>
+              <w:top w:w="30" w:type="dxa"/>
+              <w:bottom w:w="30" w:type="dxa"/>
+              <w:left w:w="50" w:type="dxa"/>
+              <w:right w:w="50" w:type="dxa"/>
+            </w:tcMar>
+          </w:tcPr>
+          <w:p>
+            <w:pPr>
+              <w:spacing w:before="20" w:after="20" w:line="252" w:lineRule="auto"/>
+            </w:pPr>
+            <w:r>
+              <w:rPr>
+                <w:rFonts w:ascii="Times New Roman" w:hAnsi="Times New Roman"/>
+                <w:color w:val="000000"/>
+                <w:sz w:val="17"/>
+              </w:rPr>
+              <w:t>Jinja2 + Vanilla JS</w:t>
+            </w:r>
+          </w:p>
+        </w:tc>
+        <w:tc>
+          <w:tcPr>
+            <w:tcW w:type="dxa" w:w="2160"/>
+            <w:shd w:fill="F8FAFC"/>
+            <w:tcMar>
+              <w:top w:w="30" w:type="dxa"/>
+              <w:bottom w:w="30" w:type="dxa"/>
+              <w:left w:w="50" w:type="dxa"/>
+              <w:right w:w="50" w:type="dxa"/>
+            </w:tcMar>
+          </w:tcPr>
+          <w:p>
+            <w:pPr>
+              <w:spacing w:before="20" w:after="20" w:line="252" w:lineRule="auto"/>
+            </w:pPr>
+            <w:r>
+              <w:rPr>
+                <w:rFonts w:ascii="Times New Roman" w:hAnsi="Times New Roman"/>
+                <w:color w:val="000000"/>
+                <w:sz w:val="17"/>
+              </w:rPr>
+              <w:t>React / Vue SPA</w:t>
+            </w:r>
+          </w:p>
+        </w:tc>
+        <w:tc>
+          <w:tcPr>
+            <w:tcW w:type="dxa" w:w="3168"/>
+            <w:shd w:fill="F8FAFC"/>
+            <w:tcMar>
+              <w:top w:w="30" w:type="dxa"/>
+              <w:bottom w:w="30" w:type="dxa"/>
+              <w:left w:w="50" w:type="dxa"/>
+              <w:right w:w="50" w:type="dxa"/>
+            </w:tcMar>
+          </w:tcPr>
+          <w:p>
+            <w:pPr>
+              <w:spacing w:before="20" w:after="20" w:line="252" w:lineRule="auto"/>
+            </w:pPr>
+            <w:r>
+              <w:rPr>
+                <w:rFonts w:ascii="Times New Roman" w:hAnsi="Times New Roman"/>
+                <w:color w:val="000000"/>
+                <w:sz w:val="17"/>
+              </w:rPr>
+              <w:t>Server-rendered templates provide instant page loads, zero client bundle overhead, and built-in protection against XSS vulnerabilities.</w:t>
+            </w:r>
+          </w:p>
+        </w:tc>
+      </w:tr>
+      <w:tr>
+        <w:tc>
+          <w:tcPr>
+            <w:tcW w:type="dxa" w:w="2016"/>
+            <w:tcMar>
+              <w:top w:w="30" w:type="dxa"/>
+              <w:bottom w:w="30" w:type="dxa"/>
+              <w:left w:w="50" w:type="dxa"/>
+              <w:right w:w="50" w:type="dxa"/>
+            </w:tcMar>
+          </w:tcPr>
+          <w:p>
+            <w:pPr>
+              <w:spacing w:before="20" w:after="20" w:line="252" w:lineRule="auto"/>
+            </w:pPr>
+            <w:r>
+              <w:rPr>
+                <w:rFonts w:ascii="Times New Roman" w:hAnsi="Times New Roman"/>
+                <w:color w:val="000000"/>
+                <w:sz w:val="17"/>
+              </w:rPr>
+              <w:t>Database Driver</w:t>
+            </w:r>
+          </w:p>
+        </w:tc>
+        <w:tc>
+          <w:tcPr>
+            <w:tcW w:type="dxa" w:w="2016"/>
+            <w:tcMar>
+              <w:top w:w="30" w:type="dxa"/>
+              <w:bottom w:w="30" w:type="dxa"/>
+              <w:left w:w="50" w:type="dxa"/>
+              <w:right w:w="50" w:type="dxa"/>
+            </w:tcMar>
+          </w:tcPr>
+          <w:p>
+            <w:pPr>
+              <w:spacing w:before="20" w:after="20" w:line="252" w:lineRule="auto"/>
+            </w:pPr>
+            <w:r>
+              <w:rPr>
+                <w:rFonts w:ascii="Times New Roman" w:hAnsi="Times New Roman"/>
+                <w:color w:val="000000"/>
+                <w:sz w:val="17"/>
+              </w:rPr>
+              <w:t>PyMySQL</w:t>
+            </w:r>
+          </w:p>
+        </w:tc>
+        <w:tc>
+          <w:tcPr>
+            <w:tcW w:type="dxa" w:w="2160"/>
+            <w:tcMar>
+              <w:top w:w="30" w:type="dxa"/>
+              <w:bottom w:w="30" w:type="dxa"/>
+              <w:left w:w="50" w:type="dxa"/>
+              <w:right w:w="50" w:type="dxa"/>
+            </w:tcMar>
+          </w:tcPr>
+          <w:p>
+            <w:pPr>
+              <w:spacing w:before="20" w:after="20" w:line="252" w:lineRule="auto"/>
+            </w:pPr>
+            <w:r>
+              <w:rPr>
+                <w:rFonts w:ascii="Times New Roman" w:hAnsi="Times New Roman"/>
+                <w:color w:val="000000"/>
+                <w:sz w:val="17"/>
+              </w:rPr>
+              <w:t>MySQL Connector C</w:t>
+            </w:r>
+          </w:p>
+        </w:tc>
+        <w:tc>
+          <w:tcPr>
+            <w:tcW w:type="dxa" w:w="3168"/>
+            <w:tcMar>
+              <w:top w:w="30" w:type="dxa"/>
+              <w:bottom w:w="30" w:type="dxa"/>
+              <w:left w:w="50" w:type="dxa"/>
+              <w:right w:w="50" w:type="dxa"/>
+            </w:tcMar>
+          </w:tcPr>
+          <w:p>
+            <w:pPr>
+              <w:spacing w:before="20" w:after="20" w:line="252" w:lineRule="auto"/>
+            </w:pPr>
+            <w:r>
+              <w:rPr>
+                <w:rFonts w:ascii="Times New Roman" w:hAnsi="Times New Roman"/>
+                <w:color w:val="000000"/>
+                <w:sz w:val="17"/>
+              </w:rPr>
+              <w:t>Pure-Python implementation requires no native C compiler dependencies, ensuring flawless cross-platform deployment on Render Cloud.</w:t>
+            </w:r>
+          </w:p>
+        </w:tc>
+      </w:tr>
+    </w:tbl>
     <w:sectPr>
       <w:headerReference w:type="default" r:id="rId9"/>
       <w:pgSz w:w="12240" w:h="15840"/>
@@ -1165,7 +2514,7 @@
         <w:color w:val="000000"/>
         <w:sz w:val="18"/>
       </w:rPr>
-      <w:t>Second Review Report — Tools and Technologies</w:t>
+      <w:t>Second Review Report — Tools and Technologies Specification</w:t>
     </w:r>
   </w:p>
 </w:hdr>
